--- a/Revisión funcional de la web.docx
+++ b/Revisión funcional de la web.docx
@@ -2473,7 +2473,25 @@
           <w:bCs/>
           <w:szCs w:val="24"/>
         </w:rPr>
-        <w:t>Fuentes de datos.</w:t>
+        <w:t xml:space="preserve">Fuentes de </w:t>
+      </w:r>
+      <w:proofErr w:type="spellStart"/>
+      <w:r>
+        <w:rPr>
+          <w:rFonts w:cs="Poppins"/>
+          <w:bCs/>
+          <w:szCs w:val="24"/>
+        </w:rPr>
+        <w:t>datos</w:t>
+      </w:r>
+      <w:proofErr w:type="spellEnd"/>
+      <w:r>
+        <w:rPr>
+          <w:rFonts w:cs="Poppins"/>
+          <w:bCs/>
+          <w:szCs w:val="24"/>
+        </w:rPr>
+        <w:t>.</w:t>
       </w:r>
     </w:p>
     <w:p>
@@ -2489,13 +2507,41 @@
           <w:szCs w:val="24"/>
         </w:rPr>
       </w:pPr>
+      <w:proofErr w:type="spellStart"/>
       <w:r>
         <w:rPr>
           <w:rFonts w:cs="Poppins"/>
           <w:bCs/>
           <w:szCs w:val="24"/>
         </w:rPr>
-        <w:t>Catálogo de modelos.</w:t>
+        <w:t>Catálogo</w:t>
+      </w:r>
+      <w:proofErr w:type="spellEnd"/>
+      <w:r>
+        <w:rPr>
+          <w:rFonts w:cs="Poppins"/>
+          <w:bCs/>
+          <w:szCs w:val="24"/>
+        </w:rPr>
+        <w:t xml:space="preserve"> de </w:t>
+      </w:r>
+      <w:proofErr w:type="spellStart"/>
+      <w:r>
+        <w:rPr>
+          <w:rFonts w:cs="Poppins"/>
+          <w:bCs/>
+          <w:szCs w:val="24"/>
+        </w:rPr>
+        <w:t>modelos</w:t>
+      </w:r>
+      <w:proofErr w:type="spellEnd"/>
+      <w:r>
+        <w:rPr>
+          <w:rFonts w:cs="Poppins"/>
+          <w:bCs/>
+          <w:szCs w:val="24"/>
+        </w:rPr>
+        <w:t>.</w:t>
       </w:r>
     </w:p>
     <w:p>
@@ -2511,13 +2557,23 @@
           <w:szCs w:val="24"/>
         </w:rPr>
       </w:pPr>
+      <w:proofErr w:type="spellStart"/>
       <w:r>
         <w:rPr>
           <w:rFonts w:cs="Poppins"/>
           <w:bCs/>
           <w:szCs w:val="24"/>
         </w:rPr>
-        <w:t>Metodología.</w:t>
+        <w:t>Metodología</w:t>
+      </w:r>
+      <w:proofErr w:type="spellEnd"/>
+      <w:r>
+        <w:rPr>
+          <w:rFonts w:cs="Poppins"/>
+          <w:bCs/>
+          <w:szCs w:val="24"/>
+        </w:rPr>
+        <w:t>.</w:t>
       </w:r>
     </w:p>
     <w:p>
@@ -2533,13 +2589,41 @@
           <w:szCs w:val="24"/>
         </w:rPr>
       </w:pPr>
+      <w:proofErr w:type="spellStart"/>
       <w:r>
         <w:rPr>
           <w:rFonts w:cs="Poppins"/>
           <w:bCs/>
           <w:szCs w:val="24"/>
         </w:rPr>
-        <w:t>Configuración avanzada.</w:t>
+        <w:t>Configuración</w:t>
+      </w:r>
+      <w:proofErr w:type="spellEnd"/>
+      <w:r>
+        <w:rPr>
+          <w:rFonts w:cs="Poppins"/>
+          <w:bCs/>
+          <w:szCs w:val="24"/>
+        </w:rPr>
+        <w:t xml:space="preserve"> </w:t>
+      </w:r>
+      <w:proofErr w:type="spellStart"/>
+      <w:r>
+        <w:rPr>
+          <w:rFonts w:cs="Poppins"/>
+          <w:bCs/>
+          <w:szCs w:val="24"/>
+        </w:rPr>
+        <w:t>avanzada</w:t>
+      </w:r>
+      <w:proofErr w:type="spellEnd"/>
+      <w:r>
+        <w:rPr>
+          <w:rFonts w:cs="Poppins"/>
+          <w:bCs/>
+          <w:szCs w:val="24"/>
+        </w:rPr>
+        <w:t>.</w:t>
       </w:r>
     </w:p>
     <w:p>
@@ -3173,7 +3257,71 @@
           <w:rFonts w:cs="Poppins"/>
           <w:szCs w:val="24"/>
         </w:rPr>
-        <w:t>¿Qué puerto estoy analizando?</w:t>
+        <w:t>¿</w:t>
+      </w:r>
+      <w:proofErr w:type="spellStart"/>
+      <w:r>
+        <w:rPr>
+          <w:rFonts w:cs="Poppins"/>
+          <w:szCs w:val="24"/>
+        </w:rPr>
+        <w:t>Qué</w:t>
+      </w:r>
+      <w:proofErr w:type="spellEnd"/>
+      <w:r>
+        <w:rPr>
+          <w:rFonts w:cs="Poppins"/>
+          <w:szCs w:val="24"/>
+        </w:rPr>
+        <w:t xml:space="preserve"> </w:t>
+      </w:r>
+      <w:proofErr w:type="spellStart"/>
+      <w:r>
+        <w:rPr>
+          <w:rFonts w:cs="Poppins"/>
+          <w:szCs w:val="24"/>
+        </w:rPr>
+        <w:t>puerto</w:t>
+      </w:r>
+      <w:proofErr w:type="spellEnd"/>
+      <w:r>
+        <w:rPr>
+          <w:rFonts w:cs="Poppins"/>
+          <w:szCs w:val="24"/>
+        </w:rPr>
+        <w:t xml:space="preserve"> </w:t>
+      </w:r>
+      <w:proofErr w:type="spellStart"/>
+      <w:r>
+        <w:rPr>
+          <w:rFonts w:cs="Poppins"/>
+          <w:szCs w:val="24"/>
+        </w:rPr>
+        <w:t>estoy</w:t>
+      </w:r>
+      <w:proofErr w:type="spellEnd"/>
+      <w:r>
+        <w:rPr>
+          <w:rFonts w:cs="Poppins"/>
+          <w:szCs w:val="24"/>
+        </w:rPr>
+        <w:t xml:space="preserve"> </w:t>
+      </w:r>
+      <w:proofErr w:type="spellStart"/>
+      <w:r>
+        <w:rPr>
+          <w:rFonts w:cs="Poppins"/>
+          <w:szCs w:val="24"/>
+        </w:rPr>
+        <w:t>analizando</w:t>
+      </w:r>
+      <w:proofErr w:type="spellEnd"/>
+      <w:r>
+        <w:rPr>
+          <w:rFonts w:cs="Poppins"/>
+          <w:szCs w:val="24"/>
+        </w:rPr>
+        <w:t>?</w:t>
       </w:r>
     </w:p>
     <w:p>
@@ -5066,12 +5214,37 @@
           <w:szCs w:val="24"/>
         </w:rPr>
       </w:pPr>
-      <w:r>
-        <w:rPr>
-          <w:rFonts w:cs="Poppins"/>
-          <w:szCs w:val="24"/>
-        </w:rPr>
-        <w:t>Descargar informe.</w:t>
+      <w:proofErr w:type="spellStart"/>
+      <w:r>
+        <w:rPr>
+          <w:rFonts w:cs="Poppins"/>
+          <w:szCs w:val="24"/>
+        </w:rPr>
+        <w:t>Descargar</w:t>
+      </w:r>
+      <w:proofErr w:type="spellEnd"/>
+      <w:r>
+        <w:rPr>
+          <w:rFonts w:cs="Poppins"/>
+          <w:szCs w:val="24"/>
+        </w:rPr>
+        <w:t xml:space="preserve"> </w:t>
+      </w:r>
+      <w:proofErr w:type="spellStart"/>
+      <w:r>
+        <w:rPr>
+          <w:rFonts w:cs="Poppins"/>
+          <w:szCs w:val="24"/>
+        </w:rPr>
+        <w:t>informe</w:t>
+      </w:r>
+      <w:proofErr w:type="spellEnd"/>
+      <w:r>
+        <w:rPr>
+          <w:rFonts w:cs="Poppins"/>
+          <w:szCs w:val="24"/>
+        </w:rPr>
+        <w:t>.</w:t>
       </w:r>
     </w:p>
     <w:p>
@@ -5086,12 +5259,21 @@
           <w:szCs w:val="24"/>
         </w:rPr>
       </w:pPr>
-      <w:r>
-        <w:rPr>
-          <w:rFonts w:cs="Poppins"/>
-          <w:szCs w:val="24"/>
-        </w:rPr>
-        <w:t>Exportar Excel o CSV.</w:t>
+      <w:proofErr w:type="spellStart"/>
+      <w:r>
+        <w:rPr>
+          <w:rFonts w:cs="Poppins"/>
+          <w:szCs w:val="24"/>
+        </w:rPr>
+        <w:t>Exportar</w:t>
+      </w:r>
+      <w:proofErr w:type="spellEnd"/>
+      <w:r>
+        <w:rPr>
+          <w:rFonts w:cs="Poppins"/>
+          <w:szCs w:val="24"/>
+        </w:rPr>
+        <w:t xml:space="preserve"> Excel o CSV.</w:t>
       </w:r>
     </w:p>
     <w:p>
@@ -5106,12 +5288,37 @@
           <w:szCs w:val="24"/>
         </w:rPr>
       </w:pPr>
-      <w:r>
-        <w:rPr>
-          <w:rFonts w:cs="Poppins"/>
-          <w:szCs w:val="24"/>
-        </w:rPr>
-        <w:t>Consultar fuentes.</w:t>
+      <w:proofErr w:type="spellStart"/>
+      <w:r>
+        <w:rPr>
+          <w:rFonts w:cs="Poppins"/>
+          <w:szCs w:val="24"/>
+        </w:rPr>
+        <w:t>Consultar</w:t>
+      </w:r>
+      <w:proofErr w:type="spellEnd"/>
+      <w:r>
+        <w:rPr>
+          <w:rFonts w:cs="Poppins"/>
+          <w:szCs w:val="24"/>
+        </w:rPr>
+        <w:t xml:space="preserve"> </w:t>
+      </w:r>
+      <w:proofErr w:type="spellStart"/>
+      <w:r>
+        <w:rPr>
+          <w:rFonts w:cs="Poppins"/>
+          <w:szCs w:val="24"/>
+        </w:rPr>
+        <w:t>fuentes</w:t>
+      </w:r>
+      <w:proofErr w:type="spellEnd"/>
+      <w:r>
+        <w:rPr>
+          <w:rFonts w:cs="Poppins"/>
+          <w:szCs w:val="24"/>
+        </w:rPr>
+        <w:t>.</w:t>
       </w:r>
     </w:p>
     <w:p>
@@ -5131,7 +5338,23 @@
           <w:rFonts w:cs="Poppins"/>
           <w:szCs w:val="24"/>
         </w:rPr>
-        <w:t>Ver metodología.</w:t>
+        <w:t xml:space="preserve">Ver </w:t>
+      </w:r>
+      <w:proofErr w:type="spellStart"/>
+      <w:r>
+        <w:rPr>
+          <w:rFonts w:cs="Poppins"/>
+          <w:szCs w:val="24"/>
+        </w:rPr>
+        <w:t>metodología</w:t>
+      </w:r>
+      <w:proofErr w:type="spellEnd"/>
+      <w:r>
+        <w:rPr>
+          <w:rFonts w:cs="Poppins"/>
+          <w:szCs w:val="24"/>
+        </w:rPr>
+        <w:t>.</w:t>
       </w:r>
     </w:p>
     <w:tbl>
@@ -5938,13 +6161,41 @@
               </w:rPr>
               <w:t xml:space="preserve">• </w:t>
             </w:r>
+            <w:proofErr w:type="spellStart"/>
             <w:r>
               <w:rPr>
                 <w:rFonts w:cs="Poppins"/>
                 <w:color w:val="263238"/>
                 <w:szCs w:val="24"/>
               </w:rPr>
-              <w:t>Recarga de datos.</w:t>
+              <w:t>Recarga</w:t>
+            </w:r>
+            <w:proofErr w:type="spellEnd"/>
+            <w:r>
+              <w:rPr>
+                <w:rFonts w:cs="Poppins"/>
+                <w:color w:val="263238"/>
+                <w:szCs w:val="24"/>
+              </w:rPr>
+              <w:t xml:space="preserve"> de </w:t>
+            </w:r>
+            <w:proofErr w:type="spellStart"/>
+            <w:r>
+              <w:rPr>
+                <w:rFonts w:cs="Poppins"/>
+                <w:color w:val="263238"/>
+                <w:szCs w:val="24"/>
+              </w:rPr>
+              <w:t>datos</w:t>
+            </w:r>
+            <w:proofErr w:type="spellEnd"/>
+            <w:r>
+              <w:rPr>
+                <w:rFonts w:cs="Poppins"/>
+                <w:color w:val="263238"/>
+                <w:szCs w:val="24"/>
+              </w:rPr>
+              <w:t>.</w:t>
             </w:r>
           </w:p>
         </w:tc>
@@ -6495,13 +6746,23 @@
               </w:rPr>
               <w:t xml:space="preserve">• </w:t>
             </w:r>
+            <w:proofErr w:type="spellStart"/>
             <w:r>
               <w:rPr>
                 <w:rFonts w:cs="Poppins"/>
                 <w:color w:val="263238"/>
                 <w:szCs w:val="24"/>
               </w:rPr>
-              <w:t>Diagramas.</w:t>
+              <w:t>Diagramas</w:t>
+            </w:r>
+            <w:proofErr w:type="spellEnd"/>
+            <w:r>
+              <w:rPr>
+                <w:rFonts w:cs="Poppins"/>
+                <w:color w:val="263238"/>
+                <w:szCs w:val="24"/>
+              </w:rPr>
+              <w:t>.</w:t>
             </w:r>
           </w:p>
           <w:p>
@@ -6519,13 +6780,23 @@
               </w:rPr>
               <w:t xml:space="preserve">• </w:t>
             </w:r>
+            <w:proofErr w:type="spellStart"/>
             <w:r>
               <w:rPr>
                 <w:rFonts w:cs="Poppins"/>
                 <w:color w:val="263238"/>
                 <w:szCs w:val="24"/>
               </w:rPr>
-              <w:t>Ecuaciones.</w:t>
+              <w:t>Ecuaciones</w:t>
+            </w:r>
+            <w:proofErr w:type="spellEnd"/>
+            <w:r>
+              <w:rPr>
+                <w:rFonts w:cs="Poppins"/>
+                <w:color w:val="263238"/>
+                <w:szCs w:val="24"/>
+              </w:rPr>
+              <w:t>.</w:t>
             </w:r>
           </w:p>
         </w:tc>
@@ -7028,12 +7299,21 @@
           <w:szCs w:val="24"/>
         </w:rPr>
       </w:pPr>
-      <w:r>
-        <w:rPr>
-          <w:rFonts w:cs="Poppins"/>
-          <w:szCs w:val="24"/>
-        </w:rPr>
-        <w:t>Riesgo total.</w:t>
+      <w:proofErr w:type="spellStart"/>
+      <w:r>
+        <w:rPr>
+          <w:rFonts w:cs="Poppins"/>
+          <w:szCs w:val="24"/>
+        </w:rPr>
+        <w:t>Riesgo</w:t>
+      </w:r>
+      <w:proofErr w:type="spellEnd"/>
+      <w:r>
+        <w:rPr>
+          <w:rFonts w:cs="Poppins"/>
+          <w:szCs w:val="24"/>
+        </w:rPr>
+        <w:t xml:space="preserve"> total.</w:t>
       </w:r>
     </w:p>
     <w:p>
@@ -7048,12 +7328,37 @@
           <w:szCs w:val="24"/>
         </w:rPr>
       </w:pPr>
-      <w:r>
-        <w:rPr>
-          <w:rFonts w:cs="Poppins"/>
-          <w:szCs w:val="24"/>
-        </w:rPr>
-        <w:t>Impactos críticos.</w:t>
+      <w:proofErr w:type="spellStart"/>
+      <w:r>
+        <w:rPr>
+          <w:rFonts w:cs="Poppins"/>
+          <w:szCs w:val="24"/>
+        </w:rPr>
+        <w:t>Impactos</w:t>
+      </w:r>
+      <w:proofErr w:type="spellEnd"/>
+      <w:r>
+        <w:rPr>
+          <w:rFonts w:cs="Poppins"/>
+          <w:szCs w:val="24"/>
+        </w:rPr>
+        <w:t xml:space="preserve"> </w:t>
+      </w:r>
+      <w:proofErr w:type="spellStart"/>
+      <w:r>
+        <w:rPr>
+          <w:rFonts w:cs="Poppins"/>
+          <w:szCs w:val="24"/>
+        </w:rPr>
+        <w:t>críticos</w:t>
+      </w:r>
+      <w:proofErr w:type="spellEnd"/>
+      <w:r>
+        <w:rPr>
+          <w:rFonts w:cs="Poppins"/>
+          <w:szCs w:val="24"/>
+        </w:rPr>
+        <w:t>.</w:t>
       </w:r>
     </w:p>
     <w:p>
@@ -7068,12 +7373,37 @@
           <w:szCs w:val="24"/>
         </w:rPr>
       </w:pPr>
-      <w:r>
-        <w:rPr>
-          <w:rFonts w:cs="Poppins"/>
-          <w:szCs w:val="24"/>
-        </w:rPr>
-        <w:t>Activos prioritarios.</w:t>
+      <w:proofErr w:type="spellStart"/>
+      <w:r>
+        <w:rPr>
+          <w:rFonts w:cs="Poppins"/>
+          <w:szCs w:val="24"/>
+        </w:rPr>
+        <w:t>Activos</w:t>
+      </w:r>
+      <w:proofErr w:type="spellEnd"/>
+      <w:r>
+        <w:rPr>
+          <w:rFonts w:cs="Poppins"/>
+          <w:szCs w:val="24"/>
+        </w:rPr>
+        <w:t xml:space="preserve"> </w:t>
+      </w:r>
+      <w:proofErr w:type="spellStart"/>
+      <w:r>
+        <w:rPr>
+          <w:rFonts w:cs="Poppins"/>
+          <w:szCs w:val="24"/>
+        </w:rPr>
+        <w:t>prioritarios</w:t>
+      </w:r>
+      <w:proofErr w:type="spellEnd"/>
+      <w:r>
+        <w:rPr>
+          <w:rFonts w:cs="Poppins"/>
+          <w:szCs w:val="24"/>
+        </w:rPr>
+        <w:t>.</w:t>
       </w:r>
     </w:p>
     <w:p>
@@ -7088,12 +7418,37 @@
           <w:szCs w:val="24"/>
         </w:rPr>
       </w:pPr>
-      <w:r>
-        <w:rPr>
-          <w:rFonts w:cs="Poppins"/>
-          <w:szCs w:val="24"/>
-        </w:rPr>
-        <w:t>Comparación de escenarios.</w:t>
+      <w:proofErr w:type="spellStart"/>
+      <w:r>
+        <w:rPr>
+          <w:rFonts w:cs="Poppins"/>
+          <w:szCs w:val="24"/>
+        </w:rPr>
+        <w:t>Comparación</w:t>
+      </w:r>
+      <w:proofErr w:type="spellEnd"/>
+      <w:r>
+        <w:rPr>
+          <w:rFonts w:cs="Poppins"/>
+          <w:szCs w:val="24"/>
+        </w:rPr>
+        <w:t xml:space="preserve"> de </w:t>
+      </w:r>
+      <w:proofErr w:type="spellStart"/>
+      <w:r>
+        <w:rPr>
+          <w:rFonts w:cs="Poppins"/>
+          <w:szCs w:val="24"/>
+        </w:rPr>
+        <w:t>escenarios</w:t>
+      </w:r>
+      <w:proofErr w:type="spellEnd"/>
+      <w:r>
+        <w:rPr>
+          <w:rFonts w:cs="Poppins"/>
+          <w:szCs w:val="24"/>
+        </w:rPr>
+        <w:t>.</w:t>
       </w:r>
     </w:p>
     <w:p>
@@ -7108,12 +7463,37 @@
           <w:szCs w:val="24"/>
         </w:rPr>
       </w:pPr>
-      <w:r>
-        <w:rPr>
-          <w:rFonts w:cs="Poppins"/>
-          <w:szCs w:val="24"/>
-        </w:rPr>
-        <w:t>Pérdida económica.</w:t>
+      <w:proofErr w:type="spellStart"/>
+      <w:r>
+        <w:rPr>
+          <w:rFonts w:cs="Poppins"/>
+          <w:szCs w:val="24"/>
+        </w:rPr>
+        <w:t>Pérdida</w:t>
+      </w:r>
+      <w:proofErr w:type="spellEnd"/>
+      <w:r>
+        <w:rPr>
+          <w:rFonts w:cs="Poppins"/>
+          <w:szCs w:val="24"/>
+        </w:rPr>
+        <w:t xml:space="preserve"> </w:t>
+      </w:r>
+      <w:proofErr w:type="spellStart"/>
+      <w:r>
+        <w:rPr>
+          <w:rFonts w:cs="Poppins"/>
+          <w:szCs w:val="24"/>
+        </w:rPr>
+        <w:t>económica</w:t>
+      </w:r>
+      <w:proofErr w:type="spellEnd"/>
+      <w:r>
+        <w:rPr>
+          <w:rFonts w:cs="Poppins"/>
+          <w:szCs w:val="24"/>
+        </w:rPr>
+        <w:t>.</w:t>
       </w:r>
     </w:p>
     <w:p>
@@ -7128,12 +7508,21 @@
           <w:szCs w:val="24"/>
         </w:rPr>
       </w:pPr>
-      <w:r>
-        <w:rPr>
-          <w:rFonts w:cs="Poppins"/>
-          <w:szCs w:val="24"/>
-        </w:rPr>
-        <w:t>Evolución temporal.</w:t>
+      <w:proofErr w:type="spellStart"/>
+      <w:r>
+        <w:rPr>
+          <w:rFonts w:cs="Poppins"/>
+          <w:szCs w:val="24"/>
+        </w:rPr>
+        <w:t>Evolución</w:t>
+      </w:r>
+      <w:proofErr w:type="spellEnd"/>
+      <w:r>
+        <w:rPr>
+          <w:rFonts w:cs="Poppins"/>
+          <w:szCs w:val="24"/>
+        </w:rPr>
+        <w:t xml:space="preserve"> temporal.</w:t>
       </w:r>
     </w:p>
     <w:p>
@@ -7461,7 +7850,23 @@
           <w:rFonts w:cs="Poppins"/>
           <w:szCs w:val="24"/>
         </w:rPr>
-        <w:t>Falta de francobordo.</w:t>
+        <w:t xml:space="preserve">Falta de </w:t>
+      </w:r>
+      <w:proofErr w:type="spellStart"/>
+      <w:r>
+        <w:rPr>
+          <w:rFonts w:cs="Poppins"/>
+          <w:szCs w:val="24"/>
+        </w:rPr>
+        <w:t>francobordo</w:t>
+      </w:r>
+      <w:proofErr w:type="spellEnd"/>
+      <w:r>
+        <w:rPr>
+          <w:rFonts w:cs="Poppins"/>
+          <w:szCs w:val="24"/>
+        </w:rPr>
+        <w:t>.</w:t>
       </w:r>
     </w:p>
     <w:p>
@@ -7476,12 +7881,21 @@
           <w:szCs w:val="24"/>
         </w:rPr>
       </w:pPr>
-      <w:r>
-        <w:rPr>
-          <w:rFonts w:cs="Poppins"/>
-          <w:szCs w:val="24"/>
-        </w:rPr>
-        <w:t>Agitación.</w:t>
+      <w:proofErr w:type="spellStart"/>
+      <w:r>
+        <w:rPr>
+          <w:rFonts w:cs="Poppins"/>
+          <w:szCs w:val="24"/>
+        </w:rPr>
+        <w:t>Agitación</w:t>
+      </w:r>
+      <w:proofErr w:type="spellEnd"/>
+      <w:r>
+        <w:rPr>
+          <w:rFonts w:cs="Poppins"/>
+          <w:szCs w:val="24"/>
+        </w:rPr>
+        <w:t>.</w:t>
       </w:r>
     </w:p>
     <w:p>
@@ -7521,7 +7935,23 @@
           <w:rFonts w:cs="Poppins"/>
           <w:szCs w:val="24"/>
         </w:rPr>
-        <w:t>Falta de calado.</w:t>
+        <w:t xml:space="preserve">Falta de </w:t>
+      </w:r>
+      <w:proofErr w:type="spellStart"/>
+      <w:r>
+        <w:rPr>
+          <w:rFonts w:cs="Poppins"/>
+          <w:szCs w:val="24"/>
+        </w:rPr>
+        <w:t>calado</w:t>
+      </w:r>
+      <w:proofErr w:type="spellEnd"/>
+      <w:r>
+        <w:rPr>
+          <w:rFonts w:cs="Poppins"/>
+          <w:szCs w:val="24"/>
+        </w:rPr>
+        <w:t>.</w:t>
       </w:r>
     </w:p>
     <w:p>
@@ -7589,12 +8019,21 @@
           <w:szCs w:val="24"/>
         </w:rPr>
       </w:pPr>
-      <w:r>
-        <w:rPr>
-          <w:rFonts w:cs="Poppins"/>
-          <w:szCs w:val="24"/>
-        </w:rPr>
-        <w:t>Procedimiento.</w:t>
+      <w:proofErr w:type="spellStart"/>
+      <w:r>
+        <w:rPr>
+          <w:rFonts w:cs="Poppins"/>
+          <w:szCs w:val="24"/>
+        </w:rPr>
+        <w:t>Procedimiento</w:t>
+      </w:r>
+      <w:proofErr w:type="spellEnd"/>
+      <w:r>
+        <w:rPr>
+          <w:rFonts w:cs="Poppins"/>
+          <w:szCs w:val="24"/>
+        </w:rPr>
+        <w:t>.</w:t>
       </w:r>
     </w:p>
     <w:p>
@@ -7614,7 +8053,39 @@
           <w:rFonts w:cs="Poppins"/>
           <w:szCs w:val="24"/>
         </w:rPr>
-        <w:t>Match o correspondencia aplicada.</w:t>
+        <w:t xml:space="preserve">Match o </w:t>
+      </w:r>
+      <w:proofErr w:type="spellStart"/>
+      <w:r>
+        <w:rPr>
+          <w:rFonts w:cs="Poppins"/>
+          <w:szCs w:val="24"/>
+        </w:rPr>
+        <w:t>correspondencia</w:t>
+      </w:r>
+      <w:proofErr w:type="spellEnd"/>
+      <w:r>
+        <w:rPr>
+          <w:rFonts w:cs="Poppins"/>
+          <w:szCs w:val="24"/>
+        </w:rPr>
+        <w:t xml:space="preserve"> </w:t>
+      </w:r>
+      <w:proofErr w:type="spellStart"/>
+      <w:r>
+        <w:rPr>
+          <w:rFonts w:cs="Poppins"/>
+          <w:szCs w:val="24"/>
+        </w:rPr>
+        <w:t>aplicada</w:t>
+      </w:r>
+      <w:proofErr w:type="spellEnd"/>
+      <w:r>
+        <w:rPr>
+          <w:rFonts w:cs="Poppins"/>
+          <w:szCs w:val="24"/>
+        </w:rPr>
+        <w:t>.</w:t>
       </w:r>
     </w:p>
     <w:p>
@@ -7649,12 +8120,21 @@
           <w:szCs w:val="24"/>
         </w:rPr>
       </w:pPr>
-      <w:r>
-        <w:rPr>
-          <w:rFonts w:cs="Poppins"/>
-          <w:szCs w:val="24"/>
-        </w:rPr>
-        <w:t>Salidas.</w:t>
+      <w:proofErr w:type="spellStart"/>
+      <w:r>
+        <w:rPr>
+          <w:rFonts w:cs="Poppins"/>
+          <w:szCs w:val="24"/>
+        </w:rPr>
+        <w:t>Salidas</w:t>
+      </w:r>
+      <w:proofErr w:type="spellEnd"/>
+      <w:r>
+        <w:rPr>
+          <w:rFonts w:cs="Poppins"/>
+          <w:szCs w:val="24"/>
+        </w:rPr>
+        <w:t>.</w:t>
       </w:r>
     </w:p>
     <w:p>
@@ -7689,12 +8169,21 @@
           <w:szCs w:val="24"/>
         </w:rPr>
       </w:pPr>
-      <w:r>
-        <w:rPr>
-          <w:rFonts w:cs="Poppins"/>
-          <w:szCs w:val="24"/>
-        </w:rPr>
-        <w:t>Ecuaciones.</w:t>
+      <w:proofErr w:type="spellStart"/>
+      <w:r>
+        <w:rPr>
+          <w:rFonts w:cs="Poppins"/>
+          <w:szCs w:val="24"/>
+        </w:rPr>
+        <w:t>Ecuaciones</w:t>
+      </w:r>
+      <w:proofErr w:type="spellEnd"/>
+      <w:r>
+        <w:rPr>
+          <w:rFonts w:cs="Poppins"/>
+          <w:szCs w:val="24"/>
+        </w:rPr>
+        <w:t>.</w:t>
       </w:r>
     </w:p>
     <w:p>
@@ -7709,12 +8198,37 @@
           <w:szCs w:val="24"/>
         </w:rPr>
       </w:pPr>
-      <w:r>
-        <w:rPr>
-          <w:rFonts w:cs="Poppins"/>
-          <w:szCs w:val="24"/>
-        </w:rPr>
-        <w:t>Indicadores seleccionados.</w:t>
+      <w:proofErr w:type="spellStart"/>
+      <w:r>
+        <w:rPr>
+          <w:rFonts w:cs="Poppins"/>
+          <w:szCs w:val="24"/>
+        </w:rPr>
+        <w:t>Indicadores</w:t>
+      </w:r>
+      <w:proofErr w:type="spellEnd"/>
+      <w:r>
+        <w:rPr>
+          <w:rFonts w:cs="Poppins"/>
+          <w:szCs w:val="24"/>
+        </w:rPr>
+        <w:t xml:space="preserve"> </w:t>
+      </w:r>
+      <w:proofErr w:type="spellStart"/>
+      <w:r>
+        <w:rPr>
+          <w:rFonts w:cs="Poppins"/>
+          <w:szCs w:val="24"/>
+        </w:rPr>
+        <w:t>seleccionados</w:t>
+      </w:r>
+      <w:proofErr w:type="spellEnd"/>
+      <w:r>
+        <w:rPr>
+          <w:rFonts w:cs="Poppins"/>
+          <w:szCs w:val="24"/>
+        </w:rPr>
+        <w:t>.</w:t>
       </w:r>
     </w:p>
     <w:p>
@@ -9579,8 +10093,18 @@
                 <w:color w:val="263238"/>
                 <w:szCs w:val="24"/>
               </w:rPr>
-              <w:t>28–32 px</w:t>
-            </w:r>
+              <w:t xml:space="preserve">28–32 </w:t>
+            </w:r>
+            <w:proofErr w:type="spellStart"/>
+            <w:r>
+              <w:rPr>
+                <w:rFonts w:cs="Poppins"/>
+                <w:color w:val="263238"/>
+                <w:szCs w:val="24"/>
+              </w:rPr>
+              <w:t>px</w:t>
+            </w:r>
+            <w:proofErr w:type="spellEnd"/>
           </w:p>
         </w:tc>
       </w:tr>
@@ -9658,8 +10182,18 @@
                 <w:color w:val="263238"/>
                 <w:szCs w:val="24"/>
               </w:rPr>
-              <w:t>20–24 px</w:t>
-            </w:r>
+              <w:t xml:space="preserve">20–24 </w:t>
+            </w:r>
+            <w:proofErr w:type="spellStart"/>
+            <w:r>
+              <w:rPr>
+                <w:rFonts w:cs="Poppins"/>
+                <w:color w:val="263238"/>
+                <w:szCs w:val="24"/>
+              </w:rPr>
+              <w:t>px</w:t>
+            </w:r>
+            <w:proofErr w:type="spellEnd"/>
           </w:p>
         </w:tc>
       </w:tr>
@@ -9737,8 +10271,18 @@
                 <w:color w:val="263238"/>
                 <w:szCs w:val="24"/>
               </w:rPr>
-              <w:t>14–16 px</w:t>
-            </w:r>
+              <w:t xml:space="preserve">14–16 </w:t>
+            </w:r>
+            <w:proofErr w:type="spellStart"/>
+            <w:r>
+              <w:rPr>
+                <w:rFonts w:cs="Poppins"/>
+                <w:color w:val="263238"/>
+                <w:szCs w:val="24"/>
+              </w:rPr>
+              <w:t>px</w:t>
+            </w:r>
+            <w:proofErr w:type="spellEnd"/>
           </w:p>
         </w:tc>
       </w:tr>
@@ -9816,8 +10360,18 @@
                 <w:color w:val="263238"/>
                 <w:szCs w:val="24"/>
               </w:rPr>
-              <w:t>12–13 px</w:t>
-            </w:r>
+              <w:t xml:space="preserve">12–13 </w:t>
+            </w:r>
+            <w:proofErr w:type="spellStart"/>
+            <w:r>
+              <w:rPr>
+                <w:rFonts w:cs="Poppins"/>
+                <w:color w:val="263238"/>
+                <w:szCs w:val="24"/>
+              </w:rPr>
+              <w:t>px</w:t>
+            </w:r>
+            <w:proofErr w:type="spellEnd"/>
           </w:p>
         </w:tc>
       </w:tr>
@@ -9895,8 +10449,18 @@
                 <w:color w:val="263238"/>
                 <w:szCs w:val="24"/>
               </w:rPr>
-              <w:t>28–36 px</w:t>
-            </w:r>
+              <w:t xml:space="preserve">28–36 </w:t>
+            </w:r>
+            <w:proofErr w:type="spellStart"/>
+            <w:r>
+              <w:rPr>
+                <w:rFonts w:cs="Poppins"/>
+                <w:color w:val="263238"/>
+                <w:szCs w:val="24"/>
+              </w:rPr>
+              <w:t>px</w:t>
+            </w:r>
+            <w:proofErr w:type="spellEnd"/>
           </w:p>
         </w:tc>
       </w:tr>
@@ -10035,8 +10599,19 @@
                 <w:color w:val="073B5C"/>
                 <w:szCs w:val="24"/>
               </w:rPr>
-              <w:t>8 px</w:t>
-            </w:r>
+              <w:t xml:space="preserve">8 </w:t>
+            </w:r>
+            <w:proofErr w:type="spellStart"/>
+            <w:r>
+              <w:rPr>
+                <w:rFonts w:cs="Poppins"/>
+                <w:b/>
+                <w:color w:val="073B5C"/>
+                <w:szCs w:val="24"/>
+              </w:rPr>
+              <w:t>px</w:t>
+            </w:r>
+            <w:proofErr w:type="spellEnd"/>
           </w:p>
         </w:tc>
         <w:tc>
@@ -10114,8 +10689,19 @@
                 <w:color w:val="073B5C"/>
                 <w:szCs w:val="24"/>
               </w:rPr>
-              <w:t>16 px</w:t>
-            </w:r>
+              <w:t xml:space="preserve">16 </w:t>
+            </w:r>
+            <w:proofErr w:type="spellStart"/>
+            <w:r>
+              <w:rPr>
+                <w:rFonts w:cs="Poppins"/>
+                <w:b/>
+                <w:color w:val="073B5C"/>
+                <w:szCs w:val="24"/>
+              </w:rPr>
+              <w:t>px</w:t>
+            </w:r>
+            <w:proofErr w:type="spellEnd"/>
           </w:p>
         </w:tc>
         <w:tc>
@@ -10193,8 +10779,19 @@
                 <w:color w:val="073B5C"/>
                 <w:szCs w:val="24"/>
               </w:rPr>
-              <w:t>24 px</w:t>
-            </w:r>
+              <w:t xml:space="preserve">24 </w:t>
+            </w:r>
+            <w:proofErr w:type="spellStart"/>
+            <w:r>
+              <w:rPr>
+                <w:rFonts w:cs="Poppins"/>
+                <w:b/>
+                <w:color w:val="073B5C"/>
+                <w:szCs w:val="24"/>
+              </w:rPr>
+              <w:t>px</w:t>
+            </w:r>
+            <w:proofErr w:type="spellEnd"/>
           </w:p>
         </w:tc>
         <w:tc>
@@ -10272,8 +10869,19 @@
                 <w:color w:val="073B5C"/>
                 <w:szCs w:val="24"/>
               </w:rPr>
-              <w:t>40 px</w:t>
-            </w:r>
+              <w:t xml:space="preserve">40 </w:t>
+            </w:r>
+            <w:proofErr w:type="spellStart"/>
+            <w:r>
+              <w:rPr>
+                <w:rFonts w:cs="Poppins"/>
+                <w:b/>
+                <w:color w:val="073B5C"/>
+                <w:szCs w:val="24"/>
+              </w:rPr>
+              <w:t>px</w:t>
+            </w:r>
+            <w:proofErr w:type="spellEnd"/>
           </w:p>
         </w:tc>
         <w:tc>
@@ -10489,7 +11097,15 @@
         </w:numPr>
       </w:pPr>
       <w:r>
-        <w:t xml:space="preserve">Umbral y tipo de activo de selección del indicador, en caso de que lo requiera (p.e No. de horas de rebase en un dique vertical para una cota de 12 m) </w:t>
+        <w:t>Umbral y tipo de activo de selección del indicador, en caso de que lo requiera (</w:t>
+      </w:r>
+      <w:proofErr w:type="spellStart"/>
+      <w:r>
+        <w:t>p.e</w:t>
+      </w:r>
+      <w:proofErr w:type="spellEnd"/>
+      <w:r>
+        <w:t xml:space="preserve"> No. de horas de rebase en un dique vertical para una cota de 12 m) </w:t>
       </w:r>
     </w:p>
     <w:p>
@@ -10620,7 +11236,23 @@
           <w:rFonts w:cs="Poppins"/>
           <w:szCs w:val="24"/>
         </w:rPr>
-        <w:t>Definir cuales serán las tasas portuarias y canones concesionales, si lo haremos por terminal o cómo?</w:t>
+        <w:t xml:space="preserve">Definir cuales serán las tasas portuarias y </w:t>
+      </w:r>
+      <w:proofErr w:type="spellStart"/>
+      <w:r>
+        <w:rPr>
+          <w:rFonts w:cs="Poppins"/>
+          <w:szCs w:val="24"/>
+        </w:rPr>
+        <w:t>canones</w:t>
+      </w:r>
+      <w:proofErr w:type="spellEnd"/>
+      <w:r>
+        <w:rPr>
+          <w:rFonts w:cs="Poppins"/>
+          <w:szCs w:val="24"/>
+        </w:rPr>
+        <w:t xml:space="preserve"> concesionales, si lo haremos por terminal o cómo?</w:t>
       </w:r>
     </w:p>
     <w:p>
@@ -10650,6 +11282,13 @@
       </w:r>
     </w:p>
     <w:p>
+      <w:pPr>
+        <w:pStyle w:val="Prrafodelista"/>
+        <w:numPr>
+          <w:ilvl w:val="0"/>
+          <w:numId w:val="19"/>
+        </w:numPr>
+      </w:pPr>
       <w:r>
         <w:t xml:space="preserve">PI: </w:t>
       </w:r>
@@ -10666,11 +11305,25 @@
       </w:r>
     </w:p>
     <w:p>
+      <w:pPr>
+        <w:pStyle w:val="Prrafodelista"/>
+        <w:numPr>
+          <w:ilvl w:val="0"/>
+          <w:numId w:val="18"/>
+        </w:numPr>
+      </w:pPr>
       <w:r>
         <w:t>PI: -</w:t>
       </w:r>
     </w:p>
     <w:p>
+      <w:pPr>
+        <w:pStyle w:val="Prrafodelista"/>
+        <w:numPr>
+          <w:ilvl w:val="0"/>
+          <w:numId w:val="18"/>
+        </w:numPr>
+      </w:pPr>
       <w:r>
         <w:t xml:space="preserve">CAPEX: </w:t>
       </w:r>
@@ -10685,6 +11338,13 @@
       </w:r>
     </w:p>
     <w:p>
+      <w:pPr>
+        <w:pStyle w:val="Prrafodelista"/>
+        <w:numPr>
+          <w:ilvl w:val="0"/>
+          <w:numId w:val="18"/>
+        </w:numPr>
+      </w:pPr>
       <w:r>
         <w:t>OPEX: = que CAPEX</w:t>
       </w:r>
@@ -10698,6 +11358,13 @@
       </w:r>
     </w:p>
     <w:p>
+      <w:pPr>
+        <w:pStyle w:val="Prrafodelista"/>
+        <w:numPr>
+          <w:ilvl w:val="0"/>
+          <w:numId w:val="17"/>
+        </w:numPr>
+      </w:pPr>
       <w:r>
         <w:t xml:space="preserve">PI: </w:t>
       </w:r>
@@ -10764,6 +11431,11 @@
     </w:p>
     <w:p>
       <w:pPr>
+        <w:pStyle w:val="Prrafodelista"/>
+        <w:numPr>
+          <w:ilvl w:val="0"/>
+          <w:numId w:val="16"/>
+        </w:numPr>
         <w:rPr>
           <w:rFonts w:cs="Poppins"/>
           <w:szCs w:val="24"/>
@@ -10777,6 +11449,140 @@
         <w:t>PI: -</w:t>
       </w:r>
     </w:p>
+    <w:p>
+      <w:pPr>
+        <w:pStyle w:val="Ttulo3"/>
+      </w:pPr>
+      <w:r>
+        <w:t xml:space="preserve">Inundación costera </w:t>
+      </w:r>
+    </w:p>
+    <w:p>
+      <w:pPr>
+        <w:pStyle w:val="Prrafodelista"/>
+        <w:numPr>
+          <w:ilvl w:val="0"/>
+          <w:numId w:val="15"/>
+        </w:numPr>
+      </w:pPr>
+      <w:r>
+        <w:t>PI: Definir si haremos algún impacto relacionado con el resto de inundaciones (pluvial, fluvial)</w:t>
+      </w:r>
+    </w:p>
+    <w:p>
+      <w:pPr>
+        <w:pStyle w:val="Ttulo3"/>
+      </w:pPr>
+      <w:r>
+        <w:t>CALADO</w:t>
+      </w:r>
+    </w:p>
+    <w:p>
+      <w:r>
+        <w:t>CAPEX y OPEX</w:t>
+      </w:r>
+    </w:p>
+    <w:p>
+      <w:pPr>
+        <w:pStyle w:val="Prrafodelista"/>
+        <w:numPr>
+          <w:ilvl w:val="0"/>
+          <w:numId w:val="14"/>
+        </w:numPr>
+      </w:pPr>
+      <w:r>
+        <w:t xml:space="preserve">Este impacto no se solapa con el de OPEX? </w:t>
+      </w:r>
+      <w:hyperlink r:id="rId7" w:history="1">
+        <w:r>
+          <w:rPr>
+            <w:rStyle w:val="Hipervnculo"/>
+          </w:rPr>
+          <w:t xml:space="preserve">Ver </w:t>
+        </w:r>
+        <w:proofErr w:type="spellStart"/>
+        <w:r>
+          <w:rPr>
+            <w:rStyle w:val="Hipervnculo"/>
+          </w:rPr>
+          <w:t>check</w:t>
+        </w:r>
+        <w:proofErr w:type="spellEnd"/>
+        <w:r>
+          <w:rPr>
+            <w:rStyle w:val="Hipervnculo"/>
+          </w:rPr>
+          <w:t xml:space="preserve"> </w:t>
+        </w:r>
+        <w:proofErr w:type="spellStart"/>
+        <w:r>
+          <w:rPr>
+            <w:rStyle w:val="Hipervnculo"/>
+          </w:rPr>
+          <w:t>l</w:t>
+        </w:r>
+        <w:r>
+          <w:rPr>
+            <w:rStyle w:val="Hipervnculo"/>
+          </w:rPr>
+          <w:t>i</w:t>
+        </w:r>
+        <w:r>
+          <w:rPr>
+            <w:rStyle w:val="Hipervnculo"/>
+          </w:rPr>
+          <w:t>st</w:t>
+        </w:r>
+        <w:proofErr w:type="spellEnd"/>
+      </w:hyperlink>
+      <w:r>
+        <w:t>!</w:t>
+      </w:r>
+    </w:p>
+    <w:p>
+      <w:pPr>
+        <w:pStyle w:val="Prrafodelista"/>
+        <w:numPr>
+          <w:ilvl w:val="0"/>
+          <w:numId w:val="14"/>
+        </w:numPr>
+      </w:pPr>
+      <w:r>
+        <w:t>No llegamos a calcular incremento entre el escenario futuro y el histórico. Solo si se draga o no. Lo hacemos?</w:t>
+      </w:r>
+    </w:p>
+    <w:p>
+      <w:pPr>
+        <w:pStyle w:val="Prrafodelista"/>
+        <w:numPr>
+          <w:ilvl w:val="0"/>
+          <w:numId w:val="14"/>
+        </w:numPr>
+      </w:pPr>
+      <w:r>
+        <w:t xml:space="preserve">Como contabilizamos ese valor de CAPEX? Como un % del coste de dragado? Definir </w:t>
+      </w:r>
+      <w:r>
+        <w:t>cuál</w:t>
+      </w:r>
+      <w:r>
+        <w:t>?</w:t>
+      </w:r>
+    </w:p>
+    <w:p>
+      <w:pPr>
+        <w:pStyle w:val="Prrafodelista"/>
+        <w:numPr>
+          <w:ilvl w:val="0"/>
+          <w:numId w:val="14"/>
+        </w:numPr>
+      </w:pPr>
+      <w:r>
+        <w:t>Para esto necesitamos entender el contrato de dragado que se hace cada 5/6 años.</w:t>
+      </w:r>
+    </w:p>
+    <w:p/>
+    <w:p/>
     <w:sectPr>
       <w:pgSz w:w="11906" w:h="16838"/>
       <w:pgMar w:top="1417" w:right="1701" w:bottom="1417" w:left="1701" w:header="708" w:footer="708" w:gutter="0"/>
@@ -10945,6 +11751,119 @@
     </w:lvl>
   </w:abstractNum>
   <w:abstractNum w:abstractNumId="3" w15:restartNumberingAfterBreak="0">
+    <w:nsid w:val="08724055"/>
+    <w:multiLevelType w:val="hybridMultilevel"/>
+    <w:tmpl w:val="5F5018E8"/>
+    <w:lvl w:ilvl="0" w:tplc="0C0A0001">
+      <w:start w:val="1"/>
+      <w:numFmt w:val="bullet"/>
+      <w:lvlText w:val=""/>
+      <w:lvlJc w:val="left"/>
+      <w:pPr>
+        <w:ind w:left="720" w:hanging="360"/>
+      </w:pPr>
+      <w:rPr>
+        <w:rFonts w:ascii="Symbol" w:hAnsi="Symbol" w:hint="default"/>
+      </w:rPr>
+    </w:lvl>
+    <w:lvl w:ilvl="1" w:tplc="0C0A0003" w:tentative="1">
+      <w:start w:val="1"/>
+      <w:numFmt w:val="bullet"/>
+      <w:lvlText w:val="o"/>
+      <w:lvlJc w:val="left"/>
+      <w:pPr>
+        <w:ind w:left="1440" w:hanging="360"/>
+      </w:pPr>
+      <w:rPr>
+        <w:rFonts w:ascii="Courier New" w:hAnsi="Courier New" w:cs="Courier New" w:hint="default"/>
+      </w:rPr>
+    </w:lvl>
+    <w:lvl w:ilvl="2" w:tplc="0C0A0005" w:tentative="1">
+      <w:start w:val="1"/>
+      <w:numFmt w:val="bullet"/>
+      <w:lvlText w:val=""/>
+      <w:lvlJc w:val="left"/>
+      <w:pPr>
+        <w:ind w:left="2160" w:hanging="360"/>
+      </w:pPr>
+      <w:rPr>
+        <w:rFonts w:ascii="Wingdings" w:hAnsi="Wingdings" w:hint="default"/>
+      </w:rPr>
+    </w:lvl>
+    <w:lvl w:ilvl="3" w:tplc="0C0A0001" w:tentative="1">
+      <w:start w:val="1"/>
+      <w:numFmt w:val="bullet"/>
+      <w:lvlText w:val=""/>
+      <w:lvlJc w:val="left"/>
+      <w:pPr>
+        <w:ind w:left="2880" w:hanging="360"/>
+      </w:pPr>
+      <w:rPr>
+        <w:rFonts w:ascii="Symbol" w:hAnsi="Symbol" w:hint="default"/>
+      </w:rPr>
+    </w:lvl>
+    <w:lvl w:ilvl="4" w:tplc="0C0A0003" w:tentative="1">
+      <w:start w:val="1"/>
+      <w:numFmt w:val="bullet"/>
+      <w:lvlText w:val="o"/>
+      <w:lvlJc w:val="left"/>
+      <w:pPr>
+        <w:ind w:left="3600" w:hanging="360"/>
+      </w:pPr>
+      <w:rPr>
+        <w:rFonts w:ascii="Courier New" w:hAnsi="Courier New" w:cs="Courier New" w:hint="default"/>
+      </w:rPr>
+    </w:lvl>
+    <w:lvl w:ilvl="5" w:tplc="0C0A0005" w:tentative="1">
+      <w:start w:val="1"/>
+      <w:numFmt w:val="bullet"/>
+      <w:lvlText w:val=""/>
+      <w:lvlJc w:val="left"/>
+      <w:pPr>
+        <w:ind w:left="4320" w:hanging="360"/>
+      </w:pPr>
+      <w:rPr>
+        <w:rFonts w:ascii="Wingdings" w:hAnsi="Wingdings" w:hint="default"/>
+      </w:rPr>
+    </w:lvl>
+    <w:lvl w:ilvl="6" w:tplc="0C0A0001" w:tentative="1">
+      <w:start w:val="1"/>
+      <w:numFmt w:val="bullet"/>
+      <w:lvlText w:val=""/>
+      <w:lvlJc w:val="left"/>
+      <w:pPr>
+        <w:ind w:left="5040" w:hanging="360"/>
+      </w:pPr>
+      <w:rPr>
+        <w:rFonts w:ascii="Symbol" w:hAnsi="Symbol" w:hint="default"/>
+      </w:rPr>
+    </w:lvl>
+    <w:lvl w:ilvl="7" w:tplc="0C0A0003" w:tentative="1">
+      <w:start w:val="1"/>
+      <w:numFmt w:val="bullet"/>
+      <w:lvlText w:val="o"/>
+      <w:lvlJc w:val="left"/>
+      <w:pPr>
+        <w:ind w:left="5760" w:hanging="360"/>
+      </w:pPr>
+      <w:rPr>
+        <w:rFonts w:ascii="Courier New" w:hAnsi="Courier New" w:cs="Courier New" w:hint="default"/>
+      </w:rPr>
+    </w:lvl>
+    <w:lvl w:ilvl="8" w:tplc="0C0A0005" w:tentative="1">
+      <w:start w:val="1"/>
+      <w:numFmt w:val="bullet"/>
+      <w:lvlText w:val=""/>
+      <w:lvlJc w:val="left"/>
+      <w:pPr>
+        <w:ind w:left="6480" w:hanging="360"/>
+      </w:pPr>
+      <w:rPr>
+        <w:rFonts w:ascii="Wingdings" w:hAnsi="Wingdings" w:hint="default"/>
+      </w:rPr>
+    </w:lvl>
+  </w:abstractNum>
+  <w:abstractNum w:abstractNumId="4" w15:restartNumberingAfterBreak="0">
     <w:nsid w:val="124348FA"/>
     <w:multiLevelType w:val="hybridMultilevel"/>
     <w:tmpl w:val="D5BE7AAC"/>
@@ -11056,7 +11975,7 @@
       </w:rPr>
     </w:lvl>
   </w:abstractNum>
-  <w:abstractNum w:abstractNumId="4" w15:restartNumberingAfterBreak="0">
+  <w:abstractNum w:abstractNumId="5" w15:restartNumberingAfterBreak="0">
     <w:nsid w:val="192F681D"/>
     <w:multiLevelType w:val="hybridMultilevel"/>
     <w:tmpl w:val="B8809AF8"/>
@@ -11169,7 +12088,7 @@
       </w:rPr>
     </w:lvl>
   </w:abstractNum>
-  <w:abstractNum w:abstractNumId="5" w15:restartNumberingAfterBreak="0">
+  <w:abstractNum w:abstractNumId="6" w15:restartNumberingAfterBreak="0">
     <w:nsid w:val="1FE24B9C"/>
     <w:multiLevelType w:val="hybridMultilevel"/>
     <w:tmpl w:val="42F2C33C"/>
@@ -11281,7 +12200,7 @@
       </w:rPr>
     </w:lvl>
   </w:abstractNum>
-  <w:abstractNum w:abstractNumId="6" w15:restartNumberingAfterBreak="0">
+  <w:abstractNum w:abstractNumId="7" w15:restartNumberingAfterBreak="0">
     <w:nsid w:val="24E04EFD"/>
     <w:multiLevelType w:val="hybridMultilevel"/>
     <w:tmpl w:val="096CF50A"/>
@@ -11394,7 +12313,346 @@
       </w:rPr>
     </w:lvl>
   </w:abstractNum>
-  <w:abstractNum w:abstractNumId="7" w15:restartNumberingAfterBreak="0">
+  <w:abstractNum w:abstractNumId="8" w15:restartNumberingAfterBreak="0">
+    <w:nsid w:val="315E31FC"/>
+    <w:multiLevelType w:val="hybridMultilevel"/>
+    <w:tmpl w:val="AA5E45A2"/>
+    <w:lvl w:ilvl="0" w:tplc="0C0A0001">
+      <w:start w:val="1"/>
+      <w:numFmt w:val="bullet"/>
+      <w:lvlText w:val=""/>
+      <w:lvlJc w:val="left"/>
+      <w:pPr>
+        <w:ind w:left="720" w:hanging="360"/>
+      </w:pPr>
+      <w:rPr>
+        <w:rFonts w:ascii="Symbol" w:hAnsi="Symbol" w:hint="default"/>
+      </w:rPr>
+    </w:lvl>
+    <w:lvl w:ilvl="1" w:tplc="0C0A0003" w:tentative="1">
+      <w:start w:val="1"/>
+      <w:numFmt w:val="bullet"/>
+      <w:lvlText w:val="o"/>
+      <w:lvlJc w:val="left"/>
+      <w:pPr>
+        <w:ind w:left="1440" w:hanging="360"/>
+      </w:pPr>
+      <w:rPr>
+        <w:rFonts w:ascii="Courier New" w:hAnsi="Courier New" w:cs="Courier New" w:hint="default"/>
+      </w:rPr>
+    </w:lvl>
+    <w:lvl w:ilvl="2" w:tplc="0C0A0005" w:tentative="1">
+      <w:start w:val="1"/>
+      <w:numFmt w:val="bullet"/>
+      <w:lvlText w:val=""/>
+      <w:lvlJc w:val="left"/>
+      <w:pPr>
+        <w:ind w:left="2160" w:hanging="360"/>
+      </w:pPr>
+      <w:rPr>
+        <w:rFonts w:ascii="Wingdings" w:hAnsi="Wingdings" w:hint="default"/>
+      </w:rPr>
+    </w:lvl>
+    <w:lvl w:ilvl="3" w:tplc="0C0A0001" w:tentative="1">
+      <w:start w:val="1"/>
+      <w:numFmt w:val="bullet"/>
+      <w:lvlText w:val=""/>
+      <w:lvlJc w:val="left"/>
+      <w:pPr>
+        <w:ind w:left="2880" w:hanging="360"/>
+      </w:pPr>
+      <w:rPr>
+        <w:rFonts w:ascii="Symbol" w:hAnsi="Symbol" w:hint="default"/>
+      </w:rPr>
+    </w:lvl>
+    <w:lvl w:ilvl="4" w:tplc="0C0A0003" w:tentative="1">
+      <w:start w:val="1"/>
+      <w:numFmt w:val="bullet"/>
+      <w:lvlText w:val="o"/>
+      <w:lvlJc w:val="left"/>
+      <w:pPr>
+        <w:ind w:left="3600" w:hanging="360"/>
+      </w:pPr>
+      <w:rPr>
+        <w:rFonts w:ascii="Courier New" w:hAnsi="Courier New" w:cs="Courier New" w:hint="default"/>
+      </w:rPr>
+    </w:lvl>
+    <w:lvl w:ilvl="5" w:tplc="0C0A0005" w:tentative="1">
+      <w:start w:val="1"/>
+      <w:numFmt w:val="bullet"/>
+      <w:lvlText w:val=""/>
+      <w:lvlJc w:val="left"/>
+      <w:pPr>
+        <w:ind w:left="4320" w:hanging="360"/>
+      </w:pPr>
+      <w:rPr>
+        <w:rFonts w:ascii="Wingdings" w:hAnsi="Wingdings" w:hint="default"/>
+      </w:rPr>
+    </w:lvl>
+    <w:lvl w:ilvl="6" w:tplc="0C0A0001" w:tentative="1">
+      <w:start w:val="1"/>
+      <w:numFmt w:val="bullet"/>
+      <w:lvlText w:val=""/>
+      <w:lvlJc w:val="left"/>
+      <w:pPr>
+        <w:ind w:left="5040" w:hanging="360"/>
+      </w:pPr>
+      <w:rPr>
+        <w:rFonts w:ascii="Symbol" w:hAnsi="Symbol" w:hint="default"/>
+      </w:rPr>
+    </w:lvl>
+    <w:lvl w:ilvl="7" w:tplc="0C0A0003" w:tentative="1">
+      <w:start w:val="1"/>
+      <w:numFmt w:val="bullet"/>
+      <w:lvlText w:val="o"/>
+      <w:lvlJc w:val="left"/>
+      <w:pPr>
+        <w:ind w:left="5760" w:hanging="360"/>
+      </w:pPr>
+      <w:rPr>
+        <w:rFonts w:ascii="Courier New" w:hAnsi="Courier New" w:cs="Courier New" w:hint="default"/>
+      </w:rPr>
+    </w:lvl>
+    <w:lvl w:ilvl="8" w:tplc="0C0A0005" w:tentative="1">
+      <w:start w:val="1"/>
+      <w:numFmt w:val="bullet"/>
+      <w:lvlText w:val=""/>
+      <w:lvlJc w:val="left"/>
+      <w:pPr>
+        <w:ind w:left="6480" w:hanging="360"/>
+      </w:pPr>
+      <w:rPr>
+        <w:rFonts w:ascii="Wingdings" w:hAnsi="Wingdings" w:hint="default"/>
+      </w:rPr>
+    </w:lvl>
+  </w:abstractNum>
+  <w:abstractNum w:abstractNumId="9" w15:restartNumberingAfterBreak="0">
+    <w:nsid w:val="38CD4928"/>
+    <w:multiLevelType w:val="hybridMultilevel"/>
+    <w:tmpl w:val="72C09FEA"/>
+    <w:lvl w:ilvl="0" w:tplc="0C0A0001">
+      <w:start w:val="1"/>
+      <w:numFmt w:val="bullet"/>
+      <w:lvlText w:val=""/>
+      <w:lvlJc w:val="left"/>
+      <w:pPr>
+        <w:ind w:left="720" w:hanging="360"/>
+      </w:pPr>
+      <w:rPr>
+        <w:rFonts w:ascii="Symbol" w:hAnsi="Symbol" w:hint="default"/>
+      </w:rPr>
+    </w:lvl>
+    <w:lvl w:ilvl="1" w:tplc="0C0A0003" w:tentative="1">
+      <w:start w:val="1"/>
+      <w:numFmt w:val="bullet"/>
+      <w:lvlText w:val="o"/>
+      <w:lvlJc w:val="left"/>
+      <w:pPr>
+        <w:ind w:left="1440" w:hanging="360"/>
+      </w:pPr>
+      <w:rPr>
+        <w:rFonts w:ascii="Courier New" w:hAnsi="Courier New" w:cs="Courier New" w:hint="default"/>
+      </w:rPr>
+    </w:lvl>
+    <w:lvl w:ilvl="2" w:tplc="0C0A0005" w:tentative="1">
+      <w:start w:val="1"/>
+      <w:numFmt w:val="bullet"/>
+      <w:lvlText w:val=""/>
+      <w:lvlJc w:val="left"/>
+      <w:pPr>
+        <w:ind w:left="2160" w:hanging="360"/>
+      </w:pPr>
+      <w:rPr>
+        <w:rFonts w:ascii="Wingdings" w:hAnsi="Wingdings" w:hint="default"/>
+      </w:rPr>
+    </w:lvl>
+    <w:lvl w:ilvl="3" w:tplc="0C0A0001" w:tentative="1">
+      <w:start w:val="1"/>
+      <w:numFmt w:val="bullet"/>
+      <w:lvlText w:val=""/>
+      <w:lvlJc w:val="left"/>
+      <w:pPr>
+        <w:ind w:left="2880" w:hanging="360"/>
+      </w:pPr>
+      <w:rPr>
+        <w:rFonts w:ascii="Symbol" w:hAnsi="Symbol" w:hint="default"/>
+      </w:rPr>
+    </w:lvl>
+    <w:lvl w:ilvl="4" w:tplc="0C0A0003" w:tentative="1">
+      <w:start w:val="1"/>
+      <w:numFmt w:val="bullet"/>
+      <w:lvlText w:val="o"/>
+      <w:lvlJc w:val="left"/>
+      <w:pPr>
+        <w:ind w:left="3600" w:hanging="360"/>
+      </w:pPr>
+      <w:rPr>
+        <w:rFonts w:ascii="Courier New" w:hAnsi="Courier New" w:cs="Courier New" w:hint="default"/>
+      </w:rPr>
+    </w:lvl>
+    <w:lvl w:ilvl="5" w:tplc="0C0A0005" w:tentative="1">
+      <w:start w:val="1"/>
+      <w:numFmt w:val="bullet"/>
+      <w:lvlText w:val=""/>
+      <w:lvlJc w:val="left"/>
+      <w:pPr>
+        <w:ind w:left="4320" w:hanging="360"/>
+      </w:pPr>
+      <w:rPr>
+        <w:rFonts w:ascii="Wingdings" w:hAnsi="Wingdings" w:hint="default"/>
+      </w:rPr>
+    </w:lvl>
+    <w:lvl w:ilvl="6" w:tplc="0C0A0001" w:tentative="1">
+      <w:start w:val="1"/>
+      <w:numFmt w:val="bullet"/>
+      <w:lvlText w:val=""/>
+      <w:lvlJc w:val="left"/>
+      <w:pPr>
+        <w:ind w:left="5040" w:hanging="360"/>
+      </w:pPr>
+      <w:rPr>
+        <w:rFonts w:ascii="Symbol" w:hAnsi="Symbol" w:hint="default"/>
+      </w:rPr>
+    </w:lvl>
+    <w:lvl w:ilvl="7" w:tplc="0C0A0003" w:tentative="1">
+      <w:start w:val="1"/>
+      <w:numFmt w:val="bullet"/>
+      <w:lvlText w:val="o"/>
+      <w:lvlJc w:val="left"/>
+      <w:pPr>
+        <w:ind w:left="5760" w:hanging="360"/>
+      </w:pPr>
+      <w:rPr>
+        <w:rFonts w:ascii="Courier New" w:hAnsi="Courier New" w:cs="Courier New" w:hint="default"/>
+      </w:rPr>
+    </w:lvl>
+    <w:lvl w:ilvl="8" w:tplc="0C0A0005" w:tentative="1">
+      <w:start w:val="1"/>
+      <w:numFmt w:val="bullet"/>
+      <w:lvlText w:val=""/>
+      <w:lvlJc w:val="left"/>
+      <w:pPr>
+        <w:ind w:left="6480" w:hanging="360"/>
+      </w:pPr>
+      <w:rPr>
+        <w:rFonts w:ascii="Wingdings" w:hAnsi="Wingdings" w:hint="default"/>
+      </w:rPr>
+    </w:lvl>
+  </w:abstractNum>
+  <w:abstractNum w:abstractNumId="10" w15:restartNumberingAfterBreak="0">
+    <w:nsid w:val="3B641EB6"/>
+    <w:multiLevelType w:val="hybridMultilevel"/>
+    <w:tmpl w:val="A5648C7A"/>
+    <w:lvl w:ilvl="0" w:tplc="0C0A0001">
+      <w:start w:val="1"/>
+      <w:numFmt w:val="bullet"/>
+      <w:lvlText w:val=""/>
+      <w:lvlJc w:val="left"/>
+      <w:pPr>
+        <w:ind w:left="720" w:hanging="360"/>
+      </w:pPr>
+      <w:rPr>
+        <w:rFonts w:ascii="Symbol" w:hAnsi="Symbol" w:hint="default"/>
+      </w:rPr>
+    </w:lvl>
+    <w:lvl w:ilvl="1" w:tplc="0C0A0003" w:tentative="1">
+      <w:start w:val="1"/>
+      <w:numFmt w:val="bullet"/>
+      <w:lvlText w:val="o"/>
+      <w:lvlJc w:val="left"/>
+      <w:pPr>
+        <w:ind w:left="1440" w:hanging="360"/>
+      </w:pPr>
+      <w:rPr>
+        <w:rFonts w:ascii="Courier New" w:hAnsi="Courier New" w:cs="Courier New" w:hint="default"/>
+      </w:rPr>
+    </w:lvl>
+    <w:lvl w:ilvl="2" w:tplc="0C0A0005" w:tentative="1">
+      <w:start w:val="1"/>
+      <w:numFmt w:val="bullet"/>
+      <w:lvlText w:val=""/>
+      <w:lvlJc w:val="left"/>
+      <w:pPr>
+        <w:ind w:left="2160" w:hanging="360"/>
+      </w:pPr>
+      <w:rPr>
+        <w:rFonts w:ascii="Wingdings" w:hAnsi="Wingdings" w:hint="default"/>
+      </w:rPr>
+    </w:lvl>
+    <w:lvl w:ilvl="3" w:tplc="0C0A0001" w:tentative="1">
+      <w:start w:val="1"/>
+      <w:numFmt w:val="bullet"/>
+      <w:lvlText w:val=""/>
+      <w:lvlJc w:val="left"/>
+      <w:pPr>
+        <w:ind w:left="2880" w:hanging="360"/>
+      </w:pPr>
+      <w:rPr>
+        <w:rFonts w:ascii="Symbol" w:hAnsi="Symbol" w:hint="default"/>
+      </w:rPr>
+    </w:lvl>
+    <w:lvl w:ilvl="4" w:tplc="0C0A0003" w:tentative="1">
+      <w:start w:val="1"/>
+      <w:numFmt w:val="bullet"/>
+      <w:lvlText w:val="o"/>
+      <w:lvlJc w:val="left"/>
+      <w:pPr>
+        <w:ind w:left="3600" w:hanging="360"/>
+      </w:pPr>
+      <w:rPr>
+        <w:rFonts w:ascii="Courier New" w:hAnsi="Courier New" w:cs="Courier New" w:hint="default"/>
+      </w:rPr>
+    </w:lvl>
+    <w:lvl w:ilvl="5" w:tplc="0C0A0005" w:tentative="1">
+      <w:start w:val="1"/>
+      <w:numFmt w:val="bullet"/>
+      <w:lvlText w:val=""/>
+      <w:lvlJc w:val="left"/>
+      <w:pPr>
+        <w:ind w:left="4320" w:hanging="360"/>
+      </w:pPr>
+      <w:rPr>
+        <w:rFonts w:ascii="Wingdings" w:hAnsi="Wingdings" w:hint="default"/>
+      </w:rPr>
+    </w:lvl>
+    <w:lvl w:ilvl="6" w:tplc="0C0A0001" w:tentative="1">
+      <w:start w:val="1"/>
+      <w:numFmt w:val="bullet"/>
+      <w:lvlText w:val=""/>
+      <w:lvlJc w:val="left"/>
+      <w:pPr>
+        <w:ind w:left="5040" w:hanging="360"/>
+      </w:pPr>
+      <w:rPr>
+        <w:rFonts w:ascii="Symbol" w:hAnsi="Symbol" w:hint="default"/>
+      </w:rPr>
+    </w:lvl>
+    <w:lvl w:ilvl="7" w:tplc="0C0A0003" w:tentative="1">
+      <w:start w:val="1"/>
+      <w:numFmt w:val="bullet"/>
+      <w:lvlText w:val="o"/>
+      <w:lvlJc w:val="left"/>
+      <w:pPr>
+        <w:ind w:left="5760" w:hanging="360"/>
+      </w:pPr>
+      <w:rPr>
+        <w:rFonts w:ascii="Courier New" w:hAnsi="Courier New" w:cs="Courier New" w:hint="default"/>
+      </w:rPr>
+    </w:lvl>
+    <w:lvl w:ilvl="8" w:tplc="0C0A0005" w:tentative="1">
+      <w:start w:val="1"/>
+      <w:numFmt w:val="bullet"/>
+      <w:lvlText w:val=""/>
+      <w:lvlJc w:val="left"/>
+      <w:pPr>
+        <w:ind w:left="6480" w:hanging="360"/>
+      </w:pPr>
+      <w:rPr>
+        <w:rFonts w:ascii="Wingdings" w:hAnsi="Wingdings" w:hint="default"/>
+      </w:rPr>
+    </w:lvl>
+  </w:abstractNum>
+  <w:abstractNum w:abstractNumId="11" w15:restartNumberingAfterBreak="0">
     <w:nsid w:val="4116191C"/>
     <w:multiLevelType w:val="hybridMultilevel"/>
     <w:tmpl w:val="17F67A82"/>
@@ -11507,7 +12765,120 @@
       </w:rPr>
     </w:lvl>
   </w:abstractNum>
-  <w:abstractNum w:abstractNumId="8" w15:restartNumberingAfterBreak="0">
+  <w:abstractNum w:abstractNumId="12" w15:restartNumberingAfterBreak="0">
+    <w:nsid w:val="41AC3147"/>
+    <w:multiLevelType w:val="hybridMultilevel"/>
+    <w:tmpl w:val="5BA40AEE"/>
+    <w:lvl w:ilvl="0" w:tplc="0C0A0001">
+      <w:start w:val="1"/>
+      <w:numFmt w:val="bullet"/>
+      <w:lvlText w:val=""/>
+      <w:lvlJc w:val="left"/>
+      <w:pPr>
+        <w:ind w:left="720" w:hanging="360"/>
+      </w:pPr>
+      <w:rPr>
+        <w:rFonts w:ascii="Symbol" w:hAnsi="Symbol" w:hint="default"/>
+      </w:rPr>
+    </w:lvl>
+    <w:lvl w:ilvl="1" w:tplc="0C0A0003" w:tentative="1">
+      <w:start w:val="1"/>
+      <w:numFmt w:val="bullet"/>
+      <w:lvlText w:val="o"/>
+      <w:lvlJc w:val="left"/>
+      <w:pPr>
+        <w:ind w:left="1440" w:hanging="360"/>
+      </w:pPr>
+      <w:rPr>
+        <w:rFonts w:ascii="Courier New" w:hAnsi="Courier New" w:cs="Courier New" w:hint="default"/>
+      </w:rPr>
+    </w:lvl>
+    <w:lvl w:ilvl="2" w:tplc="0C0A0005" w:tentative="1">
+      <w:start w:val="1"/>
+      <w:numFmt w:val="bullet"/>
+      <w:lvlText w:val=""/>
+      <w:lvlJc w:val="left"/>
+      <w:pPr>
+        <w:ind w:left="2160" w:hanging="360"/>
+      </w:pPr>
+      <w:rPr>
+        <w:rFonts w:ascii="Wingdings" w:hAnsi="Wingdings" w:hint="default"/>
+      </w:rPr>
+    </w:lvl>
+    <w:lvl w:ilvl="3" w:tplc="0C0A0001" w:tentative="1">
+      <w:start w:val="1"/>
+      <w:numFmt w:val="bullet"/>
+      <w:lvlText w:val=""/>
+      <w:lvlJc w:val="left"/>
+      <w:pPr>
+        <w:ind w:left="2880" w:hanging="360"/>
+      </w:pPr>
+      <w:rPr>
+        <w:rFonts w:ascii="Symbol" w:hAnsi="Symbol" w:hint="default"/>
+      </w:rPr>
+    </w:lvl>
+    <w:lvl w:ilvl="4" w:tplc="0C0A0003" w:tentative="1">
+      <w:start w:val="1"/>
+      <w:numFmt w:val="bullet"/>
+      <w:lvlText w:val="o"/>
+      <w:lvlJc w:val="left"/>
+      <w:pPr>
+        <w:ind w:left="3600" w:hanging="360"/>
+      </w:pPr>
+      <w:rPr>
+        <w:rFonts w:ascii="Courier New" w:hAnsi="Courier New" w:cs="Courier New" w:hint="default"/>
+      </w:rPr>
+    </w:lvl>
+    <w:lvl w:ilvl="5" w:tplc="0C0A0005" w:tentative="1">
+      <w:start w:val="1"/>
+      <w:numFmt w:val="bullet"/>
+      <w:lvlText w:val=""/>
+      <w:lvlJc w:val="left"/>
+      <w:pPr>
+        <w:ind w:left="4320" w:hanging="360"/>
+      </w:pPr>
+      <w:rPr>
+        <w:rFonts w:ascii="Wingdings" w:hAnsi="Wingdings" w:hint="default"/>
+      </w:rPr>
+    </w:lvl>
+    <w:lvl w:ilvl="6" w:tplc="0C0A0001" w:tentative="1">
+      <w:start w:val="1"/>
+      <w:numFmt w:val="bullet"/>
+      <w:lvlText w:val=""/>
+      <w:lvlJc w:val="left"/>
+      <w:pPr>
+        <w:ind w:left="5040" w:hanging="360"/>
+      </w:pPr>
+      <w:rPr>
+        <w:rFonts w:ascii="Symbol" w:hAnsi="Symbol" w:hint="default"/>
+      </w:rPr>
+    </w:lvl>
+    <w:lvl w:ilvl="7" w:tplc="0C0A0003" w:tentative="1">
+      <w:start w:val="1"/>
+      <w:numFmt w:val="bullet"/>
+      <w:lvlText w:val="o"/>
+      <w:lvlJc w:val="left"/>
+      <w:pPr>
+        <w:ind w:left="5760" w:hanging="360"/>
+      </w:pPr>
+      <w:rPr>
+        <w:rFonts w:ascii="Courier New" w:hAnsi="Courier New" w:cs="Courier New" w:hint="default"/>
+      </w:rPr>
+    </w:lvl>
+    <w:lvl w:ilvl="8" w:tplc="0C0A0005" w:tentative="1">
+      <w:start w:val="1"/>
+      <w:numFmt w:val="bullet"/>
+      <w:lvlText w:val=""/>
+      <w:lvlJc w:val="left"/>
+      <w:pPr>
+        <w:ind w:left="6480" w:hanging="360"/>
+      </w:pPr>
+      <w:rPr>
+        <w:rFonts w:ascii="Wingdings" w:hAnsi="Wingdings" w:hint="default"/>
+      </w:rPr>
+    </w:lvl>
+  </w:abstractNum>
+  <w:abstractNum w:abstractNumId="13" w15:restartNumberingAfterBreak="0">
     <w:nsid w:val="4DBB4CCA"/>
     <w:multiLevelType w:val="hybridMultilevel"/>
     <w:tmpl w:val="36502C1C"/>
@@ -11620,7 +12991,7 @@
       </w:rPr>
     </w:lvl>
   </w:abstractNum>
-  <w:abstractNum w:abstractNumId="9" w15:restartNumberingAfterBreak="0">
+  <w:abstractNum w:abstractNumId="14" w15:restartNumberingAfterBreak="0">
     <w:nsid w:val="60A555FA"/>
     <w:multiLevelType w:val="hybridMultilevel"/>
     <w:tmpl w:val="57F00106"/>
@@ -11732,7 +13103,7 @@
       </w:rPr>
     </w:lvl>
   </w:abstractNum>
-  <w:abstractNum w:abstractNumId="10" w15:restartNumberingAfterBreak="0">
+  <w:abstractNum w:abstractNumId="15" w15:restartNumberingAfterBreak="0">
     <w:nsid w:val="64B37B7A"/>
     <w:multiLevelType w:val="hybridMultilevel"/>
     <w:tmpl w:val="78806284"/>
@@ -11844,7 +13215,120 @@
       </w:rPr>
     </w:lvl>
   </w:abstractNum>
-  <w:abstractNum w:abstractNumId="11" w15:restartNumberingAfterBreak="0">
+  <w:abstractNum w:abstractNumId="16" w15:restartNumberingAfterBreak="0">
+    <w:nsid w:val="6A9777CF"/>
+    <w:multiLevelType w:val="hybridMultilevel"/>
+    <w:tmpl w:val="1806DD22"/>
+    <w:lvl w:ilvl="0" w:tplc="0C0A0001">
+      <w:start w:val="1"/>
+      <w:numFmt w:val="bullet"/>
+      <w:lvlText w:val=""/>
+      <w:lvlJc w:val="left"/>
+      <w:pPr>
+        <w:ind w:left="720" w:hanging="360"/>
+      </w:pPr>
+      <w:rPr>
+        <w:rFonts w:ascii="Symbol" w:hAnsi="Symbol" w:hint="default"/>
+      </w:rPr>
+    </w:lvl>
+    <w:lvl w:ilvl="1" w:tplc="0C0A0003" w:tentative="1">
+      <w:start w:val="1"/>
+      <w:numFmt w:val="bullet"/>
+      <w:lvlText w:val="o"/>
+      <w:lvlJc w:val="left"/>
+      <w:pPr>
+        <w:ind w:left="1440" w:hanging="360"/>
+      </w:pPr>
+      <w:rPr>
+        <w:rFonts w:ascii="Courier New" w:hAnsi="Courier New" w:cs="Courier New" w:hint="default"/>
+      </w:rPr>
+    </w:lvl>
+    <w:lvl w:ilvl="2" w:tplc="0C0A0005" w:tentative="1">
+      <w:start w:val="1"/>
+      <w:numFmt w:val="bullet"/>
+      <w:lvlText w:val=""/>
+      <w:lvlJc w:val="left"/>
+      <w:pPr>
+        <w:ind w:left="2160" w:hanging="360"/>
+      </w:pPr>
+      <w:rPr>
+        <w:rFonts w:ascii="Wingdings" w:hAnsi="Wingdings" w:hint="default"/>
+      </w:rPr>
+    </w:lvl>
+    <w:lvl w:ilvl="3" w:tplc="0C0A0001" w:tentative="1">
+      <w:start w:val="1"/>
+      <w:numFmt w:val="bullet"/>
+      <w:lvlText w:val=""/>
+      <w:lvlJc w:val="left"/>
+      <w:pPr>
+        <w:ind w:left="2880" w:hanging="360"/>
+      </w:pPr>
+      <w:rPr>
+        <w:rFonts w:ascii="Symbol" w:hAnsi="Symbol" w:hint="default"/>
+      </w:rPr>
+    </w:lvl>
+    <w:lvl w:ilvl="4" w:tplc="0C0A0003" w:tentative="1">
+      <w:start w:val="1"/>
+      <w:numFmt w:val="bullet"/>
+      <w:lvlText w:val="o"/>
+      <w:lvlJc w:val="left"/>
+      <w:pPr>
+        <w:ind w:left="3600" w:hanging="360"/>
+      </w:pPr>
+      <w:rPr>
+        <w:rFonts w:ascii="Courier New" w:hAnsi="Courier New" w:cs="Courier New" w:hint="default"/>
+      </w:rPr>
+    </w:lvl>
+    <w:lvl w:ilvl="5" w:tplc="0C0A0005" w:tentative="1">
+      <w:start w:val="1"/>
+      <w:numFmt w:val="bullet"/>
+      <w:lvlText w:val=""/>
+      <w:lvlJc w:val="left"/>
+      <w:pPr>
+        <w:ind w:left="4320" w:hanging="360"/>
+      </w:pPr>
+      <w:rPr>
+        <w:rFonts w:ascii="Wingdings" w:hAnsi="Wingdings" w:hint="default"/>
+      </w:rPr>
+    </w:lvl>
+    <w:lvl w:ilvl="6" w:tplc="0C0A0001" w:tentative="1">
+      <w:start w:val="1"/>
+      <w:numFmt w:val="bullet"/>
+      <w:lvlText w:val=""/>
+      <w:lvlJc w:val="left"/>
+      <w:pPr>
+        <w:ind w:left="5040" w:hanging="360"/>
+      </w:pPr>
+      <w:rPr>
+        <w:rFonts w:ascii="Symbol" w:hAnsi="Symbol" w:hint="default"/>
+      </w:rPr>
+    </w:lvl>
+    <w:lvl w:ilvl="7" w:tplc="0C0A0003" w:tentative="1">
+      <w:start w:val="1"/>
+      <w:numFmt w:val="bullet"/>
+      <w:lvlText w:val="o"/>
+      <w:lvlJc w:val="left"/>
+      <w:pPr>
+        <w:ind w:left="5760" w:hanging="360"/>
+      </w:pPr>
+      <w:rPr>
+        <w:rFonts w:ascii="Courier New" w:hAnsi="Courier New" w:cs="Courier New" w:hint="default"/>
+      </w:rPr>
+    </w:lvl>
+    <w:lvl w:ilvl="8" w:tplc="0C0A0005" w:tentative="1">
+      <w:start w:val="1"/>
+      <w:numFmt w:val="bullet"/>
+      <w:lvlText w:val=""/>
+      <w:lvlJc w:val="left"/>
+      <w:pPr>
+        <w:ind w:left="6480" w:hanging="360"/>
+      </w:pPr>
+      <w:rPr>
+        <w:rFonts w:ascii="Wingdings" w:hAnsi="Wingdings" w:hint="default"/>
+      </w:rPr>
+    </w:lvl>
+  </w:abstractNum>
+  <w:abstractNum w:abstractNumId="17" w15:restartNumberingAfterBreak="0">
     <w:nsid w:val="6E712CDD"/>
     <w:multiLevelType w:val="hybridMultilevel"/>
     <w:tmpl w:val="92707ECA"/>
@@ -11957,7 +13441,7 @@
       </w:rPr>
     </w:lvl>
   </w:abstractNum>
-  <w:abstractNum w:abstractNumId="12" w15:restartNumberingAfterBreak="0">
+  <w:abstractNum w:abstractNumId="18" w15:restartNumberingAfterBreak="0">
     <w:nsid w:val="7E8D401B"/>
     <w:multiLevelType w:val="hybridMultilevel"/>
     <w:tmpl w:val="0AF84B7C"/>
@@ -12071,43 +13555,61 @@
     </w:lvl>
   </w:abstractNum>
   <w:num w:numId="1" w16cid:durableId="284039860">
-    <w:abstractNumId w:val="5"/>
+    <w:abstractNumId w:val="6"/>
   </w:num>
   <w:num w:numId="2" w16cid:durableId="796605251">
     <w:abstractNumId w:val="1"/>
   </w:num>
   <w:num w:numId="3" w16cid:durableId="601104923">
-    <w:abstractNumId w:val="3"/>
+    <w:abstractNumId w:val="4"/>
   </w:num>
   <w:num w:numId="4" w16cid:durableId="1308780059">
     <w:abstractNumId w:val="0"/>
   </w:num>
   <w:num w:numId="5" w16cid:durableId="694498179">
-    <w:abstractNumId w:val="9"/>
+    <w:abstractNumId w:val="14"/>
   </w:num>
   <w:num w:numId="6" w16cid:durableId="439884980">
-    <w:abstractNumId w:val="10"/>
+    <w:abstractNumId w:val="15"/>
   </w:num>
   <w:num w:numId="7" w16cid:durableId="665785742">
-    <w:abstractNumId w:val="6"/>
+    <w:abstractNumId w:val="7"/>
   </w:num>
   <w:num w:numId="8" w16cid:durableId="1913273964">
     <w:abstractNumId w:val="2"/>
   </w:num>
   <w:num w:numId="9" w16cid:durableId="1060398765">
-    <w:abstractNumId w:val="8"/>
+    <w:abstractNumId w:val="13"/>
   </w:num>
   <w:num w:numId="10" w16cid:durableId="1575159164">
-    <w:abstractNumId w:val="4"/>
+    <w:abstractNumId w:val="5"/>
   </w:num>
   <w:num w:numId="11" w16cid:durableId="1249074341">
+    <w:abstractNumId w:val="17"/>
+  </w:num>
+  <w:num w:numId="12" w16cid:durableId="1612475298">
+    <w:abstractNumId w:val="18"/>
+  </w:num>
+  <w:num w:numId="13" w16cid:durableId="1617253596">
     <w:abstractNumId w:val="11"/>
   </w:num>
-  <w:num w:numId="12" w16cid:durableId="1612475298">
+  <w:num w:numId="14" w16cid:durableId="1178691393">
+    <w:abstractNumId w:val="3"/>
+  </w:num>
+  <w:num w:numId="15" w16cid:durableId="1938318868">
+    <w:abstractNumId w:val="16"/>
+  </w:num>
+  <w:num w:numId="16" w16cid:durableId="39593910">
+    <w:abstractNumId w:val="10"/>
+  </w:num>
+  <w:num w:numId="17" w16cid:durableId="1193155499">
+    <w:abstractNumId w:val="9"/>
+  </w:num>
+  <w:num w:numId="18" w16cid:durableId="1585800386">
     <w:abstractNumId w:val="12"/>
   </w:num>
-  <w:num w:numId="13" w16cid:durableId="1617253596">
-    <w:abstractNumId w:val="7"/>
+  <w:num w:numId="19" w16cid:durableId="1402870409">
+    <w:abstractNumId w:val="8"/>
   </w:num>
 </w:numbering>
 </file>
@@ -13193,6 +14695,18 @@
       <w:u w:val="single"/>
     </w:rPr>
   </w:style>
+  <w:style w:type="character" w:styleId="Mencinsinresolver">
+    <w:name w:val="Unresolved Mention"/>
+    <w:basedOn w:val="Fuentedeprrafopredeter"/>
+    <w:uiPriority w:val="99"/>
+    <w:semiHidden/>
+    <w:unhideWhenUsed/>
+    <w:rsid w:val="001E29C6"/>
+    <w:rPr>
+      <w:color w:val="605E5C"/>
+      <w:shd w:val="clear" w:color="auto" w:fill="E1DFDD"/>
+    </w:rPr>
+  </w:style>
 </w:styles>
 </file>
 

--- a/Revisión funcional de la web.docx
+++ b/Revisión funcional de la web.docx
@@ -11313,7 +11313,30 @@
         </w:numPr>
       </w:pPr>
       <w:r>
-        <w:t>PI: -</w:t>
+        <w:t xml:space="preserve">PI: </w:t>
+      </w:r>
+      <w:r>
+        <w:t xml:space="preserve">para ciertos activos tenemos el indicador especifico porque va en función del umbral, que umbral ponemos el personal del puerto? Como hacemos si la UO para por viento </w:t>
+      </w:r>
+      <w:proofErr w:type="spellStart"/>
+      <w:r>
+        <w:t>mín</w:t>
+      </w:r>
+      <w:proofErr w:type="spellEnd"/>
+      <w:r>
+        <w:t xml:space="preserve"> por un activo</w:t>
+      </w:r>
+      <w:r>
+        <w:t xml:space="preserve">, </w:t>
+      </w:r>
+      <w:r>
+        <w:t>para todo</w:t>
+      </w:r>
+      <w:r>
+        <w:t xml:space="preserve"> con que valor económico nos quedamos, la media, suma o mayor</w:t>
+      </w:r>
+      <w:r>
+        <w:t>?</w:t>
       </w:r>
     </w:p>
     <w:p>

--- a/Revisión funcional de la web.docx
+++ b/Revisión funcional de la web.docx
@@ -11133,7 +11133,6 @@
           <w:rFonts w:cs="Poppins"/>
           <w:szCs w:val="24"/>
         </w:rPr>
-        <w:lastRenderedPageBreak/>
         <w:t>FICHAS DE MODELOS</w:t>
       </w:r>
       <w:r>
@@ -11187,36 +11186,14 @@
           <w:rFonts w:cs="Poppins"/>
           <w:szCs w:val="24"/>
         </w:rPr>
-        <w:t xml:space="preserve">Que David revise todos los elementos en </w:t>
-      </w:r>
-      <w:r>
-        <w:rPr>
-          <w:rFonts w:cs="Poppins"/>
-          <w:color w:val="FF0000"/>
-          <w:szCs w:val="24"/>
-        </w:rPr>
-        <w:t xml:space="preserve">rojo </w:t>
-      </w:r>
-      <w:r>
-        <w:rPr>
-          <w:rFonts w:cs="Poppins"/>
-          <w:szCs w:val="24"/>
-        </w:rPr>
-        <w:t>del modelo físico. “Modelo Físico”</w:t>
-      </w:r>
-      <w:r>
-        <w:rPr>
-          <w:rFonts w:ascii="Times New Roman" w:hAnsi="Times New Roman" w:cs="Times New Roman"/>
-          <w:szCs w:val="24"/>
-        </w:rPr>
-        <w:t>→</w:t>
-      </w:r>
-      <w:r>
-        <w:rPr>
-          <w:rFonts w:cs="Poppins"/>
-          <w:szCs w:val="24"/>
-        </w:rPr>
-        <w:t xml:space="preserve"> breve plantilla que recoge lo que el hace para llegar al indicador de impacto. </w:t>
+        <w:t>Que David revise tod</w:t>
+      </w:r>
+      <w:r>
+        <w:rPr>
+          <w:rFonts w:cs="Poppins"/>
+          <w:szCs w:val="24"/>
+        </w:rPr>
+        <w:t xml:space="preserve">as las fichas </w:t>
       </w:r>
     </w:p>
     <w:p>
@@ -11236,6 +11213,7 @@
           <w:rFonts w:cs="Poppins"/>
           <w:szCs w:val="24"/>
         </w:rPr>
+        <w:lastRenderedPageBreak/>
         <w:t xml:space="preserve">Definir cuales serán las tasas portuarias y </w:t>
       </w:r>
       <w:proofErr w:type="spellStart"/>
@@ -11252,18 +11230,66 @@
           <w:rFonts w:cs="Poppins"/>
           <w:szCs w:val="24"/>
         </w:rPr>
-        <w:t xml:space="preserve"> concesionales, si lo haremos por terminal o cómo?</w:t>
-      </w:r>
+        <w:t xml:space="preserve"> concesionale</w:t>
+      </w:r>
+      <w:r>
+        <w:rPr>
+          <w:rFonts w:cs="Poppins"/>
+          <w:szCs w:val="24"/>
+        </w:rPr>
+        <w:t>s. Cuales a afectan que impacto de PI</w:t>
+      </w:r>
+      <w:r>
+        <w:rPr>
+          <w:rFonts w:cs="Poppins"/>
+          <w:szCs w:val="24"/>
+        </w:rPr>
+        <w:t>, si lo ha</w:t>
+      </w:r>
+      <w:r>
+        <w:rPr>
+          <w:rFonts w:cs="Poppins"/>
+          <w:szCs w:val="24"/>
+        </w:rPr>
+        <w:t>c</w:t>
+      </w:r>
+      <w:r>
+        <w:rPr>
+          <w:rFonts w:cs="Poppins"/>
+          <w:szCs w:val="24"/>
+        </w:rPr>
+        <w:t>emos por terminal o cómo?</w:t>
+      </w:r>
+      <w:bookmarkStart w:id="26" w:name="_Toc236726541"/>
     </w:p>
     <w:p>
       <w:pPr>
+        <w:pStyle w:val="Prrafodelista"/>
+        <w:numPr>
+          <w:ilvl w:val="0"/>
+          <w:numId w:val="12"/>
+        </w:numPr>
+        <w:rPr>
+          <w:rFonts w:cs="Poppins"/>
+          <w:szCs w:val="24"/>
+        </w:rPr>
+      </w:pPr>
+      <w:r>
+        <w:rPr>
+          <w:rFonts w:cs="Poppins"/>
+          <w:szCs w:val="24"/>
+        </w:rPr>
+        <w:t>Definir el criterio de integración y agregación de los PI asociados a un mismo impacto o a varios impactos. Por ejemplo, cuando la agitación afecte a toda la zona de agua, deberá establecerse si se adopta el valor máximo, mínimo, medio, una suma ponderada o un criterio combinado según las distintas áreas afectadas. Este mismo criterio deberá definirse para la precipitación y para el resto de los impactos con distribución espacial.</w:t>
+      </w:r>
+    </w:p>
+    <w:p>
+      <w:pPr>
         <w:pStyle w:val="Ttulo2"/>
         <w:rPr>
           <w:rFonts w:cs="Poppins"/>
           <w:szCs w:val="24"/>
         </w:rPr>
       </w:pPr>
-      <w:bookmarkStart w:id="26" w:name="_Toc236726541"/>
       <w:r>
         <w:rPr>
           <w:rFonts w:cs="Poppins"/>
@@ -11377,6 +11403,7 @@
         <w:pStyle w:val="Ttulo3"/>
       </w:pPr>
       <w:r>
+        <w:lastRenderedPageBreak/>
         <w:t>Franco Bordo</w:t>
       </w:r>
     </w:p>
@@ -11406,7 +11433,6 @@
         <w:jc w:val="center"/>
       </w:pPr>
       <w:r>
-        <w:lastRenderedPageBreak/>
         <w:drawing>
           <wp:inline distT="0" distB="0" distL="0" distR="0" wp14:anchorId="4842A380" wp14:editId="3A04FE51">
             <wp:extent cx="3384645" cy="2234407"/>
@@ -11497,7 +11523,7 @@
         <w:pStyle w:val="Ttulo3"/>
       </w:pPr>
       <w:r>
-        <w:t>CALADO</w:t>
+        <w:t>Calado</w:t>
       </w:r>
     </w:p>
     <w:p>
@@ -11601,9 +11627,98 @@
         </w:numPr>
       </w:pPr>
       <w:r>
+        <w:lastRenderedPageBreak/>
         <w:t>Para esto necesitamos entender el contrato de dragado que se hace cada 5/6 años.</w:t>
       </w:r>
     </w:p>
+    <w:p>
+      <w:pPr>
+        <w:pStyle w:val="Ttulo3"/>
+      </w:pPr>
+      <w:r>
+        <w:t>Precipitación</w:t>
+      </w:r>
+    </w:p>
+    <w:p>
+      <w:r>
+        <w:t>PI: -</w:t>
+      </w:r>
+    </w:p>
+    <w:p>
+      <w:r>
+        <w:t>Manipulación de mercancía</w:t>
+      </w:r>
+    </w:p>
+    <w:p>
+      <w:pPr>
+        <w:pStyle w:val="Prrafodelista"/>
+        <w:numPr>
+          <w:ilvl w:val="0"/>
+          <w:numId w:val="20"/>
+        </w:numPr>
+      </w:pPr>
+      <w:r>
+        <w:t xml:space="preserve">Deberíamos agregar un filtro para que no afecte a cualquier carga sólo a </w:t>
+      </w:r>
+      <w:r>
+        <w:t>la</w:t>
+      </w:r>
+      <w:r>
+        <w:t xml:space="preserve"> sensible a la lluvia y que el puerto no este adaptado para su protección</w:t>
+      </w:r>
+      <w:r>
+        <w:t>?</w:t>
+      </w:r>
+    </w:p>
+    <w:p>
+      <w:pPr>
+        <w:pStyle w:val="Prrafodelista"/>
+        <w:numPr>
+          <w:ilvl w:val="0"/>
+          <w:numId w:val="20"/>
+        </w:numPr>
+      </w:pPr>
+      <w:r>
+        <w:t>Ponemos de umbrales 1 mm y 20 mm estaría bien revisarlos</w:t>
+      </w:r>
+    </w:p>
+    <w:p>
+      <w:pPr>
+        <w:pStyle w:val="Prrafodelista"/>
+        <w:numPr>
+          <w:ilvl w:val="0"/>
+          <w:numId w:val="20"/>
+        </w:numPr>
+      </w:pPr>
+      <w:r>
+        <w:t xml:space="preserve">Ver si estamos de acuerdo en que se determine el incremento de cada uno convierta a $ y luego se sumen </w:t>
+      </w:r>
+    </w:p>
+    <w:p>
+      <w:pPr>
+        <w:ind w:left="360"/>
+      </w:pPr>
+      <w:r>
+        <w:t>Personal del puerto</w:t>
+      </w:r>
+    </w:p>
+    <w:p>
+      <w:pPr>
+        <w:pStyle w:val="Prrafodelista"/>
+        <w:numPr>
+          <w:ilvl w:val="0"/>
+          <w:numId w:val="20"/>
+        </w:numPr>
+      </w:pPr>
+      <w:r>
+        <w:t xml:space="preserve">Es el mismo modelo que manipulación de mercancía lo que cambia es el indicador a </w:t>
+      </w:r>
+      <w:r>
+        <w:t>Número de días con lluvia intensa</w:t>
+      </w:r>
+    </w:p>
+    <w:p/>
+    <w:p/>
     <w:p/>
     <w:p/>
     <w:sectPr>
@@ -11999,6 +12114,119 @@
     </w:lvl>
   </w:abstractNum>
   <w:abstractNum w:abstractNumId="5" w15:restartNumberingAfterBreak="0">
+    <w:nsid w:val="138625C0"/>
+    <w:multiLevelType w:val="hybridMultilevel"/>
+    <w:tmpl w:val="D58ACE5A"/>
+    <w:lvl w:ilvl="0" w:tplc="0C0A0001">
+      <w:start w:val="1"/>
+      <w:numFmt w:val="bullet"/>
+      <w:lvlText w:val=""/>
+      <w:lvlJc w:val="left"/>
+      <w:pPr>
+        <w:ind w:left="720" w:hanging="360"/>
+      </w:pPr>
+      <w:rPr>
+        <w:rFonts w:ascii="Symbol" w:hAnsi="Symbol" w:hint="default"/>
+      </w:rPr>
+    </w:lvl>
+    <w:lvl w:ilvl="1" w:tplc="0C0A0003" w:tentative="1">
+      <w:start w:val="1"/>
+      <w:numFmt w:val="bullet"/>
+      <w:lvlText w:val="o"/>
+      <w:lvlJc w:val="left"/>
+      <w:pPr>
+        <w:ind w:left="1440" w:hanging="360"/>
+      </w:pPr>
+      <w:rPr>
+        <w:rFonts w:ascii="Courier New" w:hAnsi="Courier New" w:cs="Courier New" w:hint="default"/>
+      </w:rPr>
+    </w:lvl>
+    <w:lvl w:ilvl="2" w:tplc="0C0A0005" w:tentative="1">
+      <w:start w:val="1"/>
+      <w:numFmt w:val="bullet"/>
+      <w:lvlText w:val=""/>
+      <w:lvlJc w:val="left"/>
+      <w:pPr>
+        <w:ind w:left="2160" w:hanging="360"/>
+      </w:pPr>
+      <w:rPr>
+        <w:rFonts w:ascii="Wingdings" w:hAnsi="Wingdings" w:hint="default"/>
+      </w:rPr>
+    </w:lvl>
+    <w:lvl w:ilvl="3" w:tplc="0C0A0001" w:tentative="1">
+      <w:start w:val="1"/>
+      <w:numFmt w:val="bullet"/>
+      <w:lvlText w:val=""/>
+      <w:lvlJc w:val="left"/>
+      <w:pPr>
+        <w:ind w:left="2880" w:hanging="360"/>
+      </w:pPr>
+      <w:rPr>
+        <w:rFonts w:ascii="Symbol" w:hAnsi="Symbol" w:hint="default"/>
+      </w:rPr>
+    </w:lvl>
+    <w:lvl w:ilvl="4" w:tplc="0C0A0003" w:tentative="1">
+      <w:start w:val="1"/>
+      <w:numFmt w:val="bullet"/>
+      <w:lvlText w:val="o"/>
+      <w:lvlJc w:val="left"/>
+      <w:pPr>
+        <w:ind w:left="3600" w:hanging="360"/>
+      </w:pPr>
+      <w:rPr>
+        <w:rFonts w:ascii="Courier New" w:hAnsi="Courier New" w:cs="Courier New" w:hint="default"/>
+      </w:rPr>
+    </w:lvl>
+    <w:lvl w:ilvl="5" w:tplc="0C0A0005" w:tentative="1">
+      <w:start w:val="1"/>
+      <w:numFmt w:val="bullet"/>
+      <w:lvlText w:val=""/>
+      <w:lvlJc w:val="left"/>
+      <w:pPr>
+        <w:ind w:left="4320" w:hanging="360"/>
+      </w:pPr>
+      <w:rPr>
+        <w:rFonts w:ascii="Wingdings" w:hAnsi="Wingdings" w:hint="default"/>
+      </w:rPr>
+    </w:lvl>
+    <w:lvl w:ilvl="6" w:tplc="0C0A0001" w:tentative="1">
+      <w:start w:val="1"/>
+      <w:numFmt w:val="bullet"/>
+      <w:lvlText w:val=""/>
+      <w:lvlJc w:val="left"/>
+      <w:pPr>
+        <w:ind w:left="5040" w:hanging="360"/>
+      </w:pPr>
+      <w:rPr>
+        <w:rFonts w:ascii="Symbol" w:hAnsi="Symbol" w:hint="default"/>
+      </w:rPr>
+    </w:lvl>
+    <w:lvl w:ilvl="7" w:tplc="0C0A0003" w:tentative="1">
+      <w:start w:val="1"/>
+      <w:numFmt w:val="bullet"/>
+      <w:lvlText w:val="o"/>
+      <w:lvlJc w:val="left"/>
+      <w:pPr>
+        <w:ind w:left="5760" w:hanging="360"/>
+      </w:pPr>
+      <w:rPr>
+        <w:rFonts w:ascii="Courier New" w:hAnsi="Courier New" w:cs="Courier New" w:hint="default"/>
+      </w:rPr>
+    </w:lvl>
+    <w:lvl w:ilvl="8" w:tplc="0C0A0005" w:tentative="1">
+      <w:start w:val="1"/>
+      <w:numFmt w:val="bullet"/>
+      <w:lvlText w:val=""/>
+      <w:lvlJc w:val="left"/>
+      <w:pPr>
+        <w:ind w:left="6480" w:hanging="360"/>
+      </w:pPr>
+      <w:rPr>
+        <w:rFonts w:ascii="Wingdings" w:hAnsi="Wingdings" w:hint="default"/>
+      </w:rPr>
+    </w:lvl>
+  </w:abstractNum>
+  <w:abstractNum w:abstractNumId="6" w15:restartNumberingAfterBreak="0">
     <w:nsid w:val="192F681D"/>
     <w:multiLevelType w:val="hybridMultilevel"/>
     <w:tmpl w:val="B8809AF8"/>
@@ -12111,7 +12339,7 @@
       </w:rPr>
     </w:lvl>
   </w:abstractNum>
-  <w:abstractNum w:abstractNumId="6" w15:restartNumberingAfterBreak="0">
+  <w:abstractNum w:abstractNumId="7" w15:restartNumberingAfterBreak="0">
     <w:nsid w:val="1FE24B9C"/>
     <w:multiLevelType w:val="hybridMultilevel"/>
     <w:tmpl w:val="42F2C33C"/>
@@ -12223,7 +12451,7 @@
       </w:rPr>
     </w:lvl>
   </w:abstractNum>
-  <w:abstractNum w:abstractNumId="7" w15:restartNumberingAfterBreak="0">
+  <w:abstractNum w:abstractNumId="8" w15:restartNumberingAfterBreak="0">
     <w:nsid w:val="24E04EFD"/>
     <w:multiLevelType w:val="hybridMultilevel"/>
     <w:tmpl w:val="096CF50A"/>
@@ -12336,7 +12564,7 @@
       </w:rPr>
     </w:lvl>
   </w:abstractNum>
-  <w:abstractNum w:abstractNumId="8" w15:restartNumberingAfterBreak="0">
+  <w:abstractNum w:abstractNumId="9" w15:restartNumberingAfterBreak="0">
     <w:nsid w:val="315E31FC"/>
     <w:multiLevelType w:val="hybridMultilevel"/>
     <w:tmpl w:val="AA5E45A2"/>
@@ -12449,7 +12677,7 @@
       </w:rPr>
     </w:lvl>
   </w:abstractNum>
-  <w:abstractNum w:abstractNumId="9" w15:restartNumberingAfterBreak="0">
+  <w:abstractNum w:abstractNumId="10" w15:restartNumberingAfterBreak="0">
     <w:nsid w:val="38CD4928"/>
     <w:multiLevelType w:val="hybridMultilevel"/>
     <w:tmpl w:val="72C09FEA"/>
@@ -12562,7 +12790,7 @@
       </w:rPr>
     </w:lvl>
   </w:abstractNum>
-  <w:abstractNum w:abstractNumId="10" w15:restartNumberingAfterBreak="0">
+  <w:abstractNum w:abstractNumId="11" w15:restartNumberingAfterBreak="0">
     <w:nsid w:val="3B641EB6"/>
     <w:multiLevelType w:val="hybridMultilevel"/>
     <w:tmpl w:val="A5648C7A"/>
@@ -12675,7 +12903,7 @@
       </w:rPr>
     </w:lvl>
   </w:abstractNum>
-  <w:abstractNum w:abstractNumId="11" w15:restartNumberingAfterBreak="0">
+  <w:abstractNum w:abstractNumId="12" w15:restartNumberingAfterBreak="0">
     <w:nsid w:val="4116191C"/>
     <w:multiLevelType w:val="hybridMultilevel"/>
     <w:tmpl w:val="17F67A82"/>
@@ -12788,7 +13016,7 @@
       </w:rPr>
     </w:lvl>
   </w:abstractNum>
-  <w:abstractNum w:abstractNumId="12" w15:restartNumberingAfterBreak="0">
+  <w:abstractNum w:abstractNumId="13" w15:restartNumberingAfterBreak="0">
     <w:nsid w:val="41AC3147"/>
     <w:multiLevelType w:val="hybridMultilevel"/>
     <w:tmpl w:val="5BA40AEE"/>
@@ -12901,7 +13129,7 @@
       </w:rPr>
     </w:lvl>
   </w:abstractNum>
-  <w:abstractNum w:abstractNumId="13" w15:restartNumberingAfterBreak="0">
+  <w:abstractNum w:abstractNumId="14" w15:restartNumberingAfterBreak="0">
     <w:nsid w:val="4DBB4CCA"/>
     <w:multiLevelType w:val="hybridMultilevel"/>
     <w:tmpl w:val="36502C1C"/>
@@ -13014,7 +13242,7 @@
       </w:rPr>
     </w:lvl>
   </w:abstractNum>
-  <w:abstractNum w:abstractNumId="14" w15:restartNumberingAfterBreak="0">
+  <w:abstractNum w:abstractNumId="15" w15:restartNumberingAfterBreak="0">
     <w:nsid w:val="60A555FA"/>
     <w:multiLevelType w:val="hybridMultilevel"/>
     <w:tmpl w:val="57F00106"/>
@@ -13126,7 +13354,7 @@
       </w:rPr>
     </w:lvl>
   </w:abstractNum>
-  <w:abstractNum w:abstractNumId="15" w15:restartNumberingAfterBreak="0">
+  <w:abstractNum w:abstractNumId="16" w15:restartNumberingAfterBreak="0">
     <w:nsid w:val="64B37B7A"/>
     <w:multiLevelType w:val="hybridMultilevel"/>
     <w:tmpl w:val="78806284"/>
@@ -13238,7 +13466,7 @@
       </w:rPr>
     </w:lvl>
   </w:abstractNum>
-  <w:abstractNum w:abstractNumId="16" w15:restartNumberingAfterBreak="0">
+  <w:abstractNum w:abstractNumId="17" w15:restartNumberingAfterBreak="0">
     <w:nsid w:val="6A9777CF"/>
     <w:multiLevelType w:val="hybridMultilevel"/>
     <w:tmpl w:val="1806DD22"/>
@@ -13351,7 +13579,7 @@
       </w:rPr>
     </w:lvl>
   </w:abstractNum>
-  <w:abstractNum w:abstractNumId="17" w15:restartNumberingAfterBreak="0">
+  <w:abstractNum w:abstractNumId="18" w15:restartNumberingAfterBreak="0">
     <w:nsid w:val="6E712CDD"/>
     <w:multiLevelType w:val="hybridMultilevel"/>
     <w:tmpl w:val="92707ECA"/>
@@ -13464,7 +13692,7 @@
       </w:rPr>
     </w:lvl>
   </w:abstractNum>
-  <w:abstractNum w:abstractNumId="18" w15:restartNumberingAfterBreak="0">
+  <w:abstractNum w:abstractNumId="19" w15:restartNumberingAfterBreak="0">
     <w:nsid w:val="7E8D401B"/>
     <w:multiLevelType w:val="hybridMultilevel"/>
     <w:tmpl w:val="0AF84B7C"/>
@@ -13578,7 +13806,7 @@
     </w:lvl>
   </w:abstractNum>
   <w:num w:numId="1" w16cid:durableId="284039860">
-    <w:abstractNumId w:val="6"/>
+    <w:abstractNumId w:val="7"/>
   </w:num>
   <w:num w:numId="2" w16cid:durableId="796605251">
     <w:abstractNumId w:val="1"/>
@@ -13590,49 +13818,52 @@
     <w:abstractNumId w:val="0"/>
   </w:num>
   <w:num w:numId="5" w16cid:durableId="694498179">
-    <w:abstractNumId w:val="14"/>
+    <w:abstractNumId w:val="15"/>
   </w:num>
   <w:num w:numId="6" w16cid:durableId="439884980">
-    <w:abstractNumId w:val="15"/>
+    <w:abstractNumId w:val="16"/>
   </w:num>
   <w:num w:numId="7" w16cid:durableId="665785742">
-    <w:abstractNumId w:val="7"/>
+    <w:abstractNumId w:val="8"/>
   </w:num>
   <w:num w:numId="8" w16cid:durableId="1913273964">
     <w:abstractNumId w:val="2"/>
   </w:num>
   <w:num w:numId="9" w16cid:durableId="1060398765">
-    <w:abstractNumId w:val="13"/>
+    <w:abstractNumId w:val="14"/>
   </w:num>
   <w:num w:numId="10" w16cid:durableId="1575159164">
-    <w:abstractNumId w:val="5"/>
+    <w:abstractNumId w:val="6"/>
   </w:num>
   <w:num w:numId="11" w16cid:durableId="1249074341">
-    <w:abstractNumId w:val="17"/>
+    <w:abstractNumId w:val="18"/>
   </w:num>
   <w:num w:numId="12" w16cid:durableId="1612475298">
-    <w:abstractNumId w:val="18"/>
+    <w:abstractNumId w:val="19"/>
   </w:num>
   <w:num w:numId="13" w16cid:durableId="1617253596">
-    <w:abstractNumId w:val="11"/>
+    <w:abstractNumId w:val="12"/>
   </w:num>
   <w:num w:numId="14" w16cid:durableId="1178691393">
     <w:abstractNumId w:val="3"/>
   </w:num>
   <w:num w:numId="15" w16cid:durableId="1938318868">
-    <w:abstractNumId w:val="16"/>
+    <w:abstractNumId w:val="17"/>
   </w:num>
   <w:num w:numId="16" w16cid:durableId="39593910">
+    <w:abstractNumId w:val="11"/>
+  </w:num>
+  <w:num w:numId="17" w16cid:durableId="1193155499">
     <w:abstractNumId w:val="10"/>
   </w:num>
-  <w:num w:numId="17" w16cid:durableId="1193155499">
+  <w:num w:numId="18" w16cid:durableId="1585800386">
+    <w:abstractNumId w:val="13"/>
+  </w:num>
+  <w:num w:numId="19" w16cid:durableId="1402870409">
     <w:abstractNumId w:val="9"/>
   </w:num>
-  <w:num w:numId="18" w16cid:durableId="1585800386">
-    <w:abstractNumId w:val="12"/>
-  </w:num>
-  <w:num w:numId="19" w16cid:durableId="1402870409">
-    <w:abstractNumId w:val="8"/>
+  <w:num w:numId="20" w16cid:durableId="834608750">
+    <w:abstractNumId w:val="5"/>
   </w:num>
 </w:numbering>
 </file>
